--- a/lessons/5-8/downloads/5-8-notes.docx
+++ b/lessons/5-8/downloads/5-8-notes.docx
@@ -1330,6 +1330,160 @@
         </w:tc>
       </w:tr>
     </w:tbl>
+    <w:tbl>
+      <w:tblPr>
+        <w:tblW w:type="pct" w:w="100%"/>
+        <w:tblBorders>
+          <w:top w:val="none" w:color="FFFFFF" w:sz="0"/>
+          <w:left w:val="none" w:color="FFFFFF" w:sz="0"/>
+          <w:bottom w:val="single" w:color="C7D2DD" w:sz="4"/>
+          <w:right w:val="none" w:color="FFFFFF" w:sz="0"/>
+          <w:insideH w:val="none" w:color="FFFFFF" w:sz="0"/>
+          <w:insideV w:val="none" w:color="FFFFFF" w:sz="0"/>
+        </w:tblBorders>
+      </w:tblPr>
+      <w:tblGrid>
+        <w:gridCol w:w="1800"/>
+        <w:gridCol w:w="7560"/>
+      </w:tblGrid>
+      <w:tr>
+        <w:trPr>
+          <w:cantSplit/>
+        </w:trPr>
+        <w:tc>
+          <w:tcPr>
+            <w:tcW w:type="dxa" w:w="1800"/>
+            <w:tcMar>
+              <w:top w:type="dxa" w:w="100"/>
+              <w:left w:type="dxa" w:w="40"/>
+              <w:bottom w:type="dxa" w:w="100"/>
+              <w:right w:type="dxa" w:w="120"/>
+            </w:tcMar>
+            <w:vAlign w:val="center"/>
+          </w:tcPr>
+          <w:p>
+            <w:pPr>
+              <w:spacing w:after="0"/>
+              <w:jc w:val="center"/>
+            </w:pPr>
+            <w:r>
+              <w:drawing>
+                <wp:inline distT="0" distB="0" distL="0" distR="0">
+                  <wp:extent cx="1047750" cy="790575"/>
+                  <wp:effectExtent t="0" r="0" b="0" l="0"/>
+                  <wp:docPr id="1" name="" descr="" title=""/>
+                  <wp:cNvGraphicFramePr>
+                    <a:graphicFrameLocks xmlns:a="http://schemas.openxmlformats.org/drawingml/2006/main" noChangeAspect="1"/>
+                  </wp:cNvGraphicFramePr>
+                  <a:graphic xmlns:a="http://schemas.openxmlformats.org/drawingml/2006/main">
+                    <a:graphicData uri="http://schemas.openxmlformats.org/drawingml/2006/picture">
+                      <pic:pic xmlns:pic="http://schemas.openxmlformats.org/drawingml/2006/picture">
+                        <pic:nvPicPr>
+                          <pic:cNvPr id="0" name="" descr=""/>
+                          <pic:cNvPicPr>
+                            <a:picLocks noChangeAspect="1" noChangeArrowheads="1"/>
+                          </pic:cNvPicPr>
+                        </pic:nvPicPr>
+                        <pic:blipFill>
+                          <a:blip r:embed="rId12" cstate="none"/>
+                          <a:srcRect/>
+                          <a:stretch>
+                            <a:fillRect/>
+                          </a:stretch>
+                        </pic:blipFill>
+                        <pic:spPr bwMode="auto">
+                          <a:xfrm>
+                            <a:off x="0" y="0"/>
+                            <a:ext cx="1047750" cy="790575"/>
+                          </a:xfrm>
+                          <a:prstGeom prst="rect">
+                            <a:avLst/>
+                          </a:prstGeom>
+                        </pic:spPr>
+                      </pic:pic>
+                    </a:graphicData>
+                  </a:graphic>
+                </wp:inline>
+              </w:drawing>
+            </w:r>
+          </w:p>
+        </w:tc>
+        <w:tc>
+          <w:tcPr>
+            <w:tcW w:type="dxa" w:w="7560"/>
+            <w:tcMar>
+              <w:top w:type="dxa" w:w="100"/>
+              <w:left w:type="dxa" w:w="40"/>
+              <w:bottom w:type="dxa" w:w="100"/>
+              <w:right w:type="dxa" w:w="40"/>
+            </w:tcMar>
+            <w:vAlign w:val="center"/>
+          </w:tcPr>
+          <w:p>
+            <w:pPr>
+              <w:spacing w:after="50"/>
+            </w:pPr>
+            <w:r>
+              <w:rPr>
+                <w:b/>
+                <w:bCs/>
+                <w:color w:val="12355B"/>
+                <w:sz w:val="24"/>
+                <w:szCs w:val="24"/>
+              </w:rPr>
+              <w:t xml:space="preserve">Surface area</w:t>
+            </w:r>
+            <w:r>
+              <w:rPr>
+                <w:i/>
+                <w:iCs/>
+                <w:color w:val="5F6F80"/>
+                <w:sz w:val="19"/>
+                <w:szCs w:val="19"/>
+              </w:rPr>
+              <w:t xml:space="preserve">   Área superficial</w:t>
+            </w:r>
+          </w:p>
+          <w:p>
+            <w:pPr>
+              <w:spacing w:after="40"/>
+            </w:pPr>
+            <w:r>
+              <w:rPr>
+                <w:sz w:val="21"/>
+                <w:szCs w:val="21"/>
+              </w:rPr>
+              <w:t xml:space="preserve">The total area of every face of a solid, base included.</w:t>
+            </w:r>
+          </w:p>
+          <w:p>
+            <w:pPr>
+              <w:spacing w:after="0"/>
+            </w:pPr>
+            <w:r>
+              <w:rPr>
+                <w:b/>
+                <w:bCs/>
+                <w:color w:val="1FA6A2"/>
+                <w:sz w:val="18"/>
+                <w:szCs w:val="18"/>
+              </w:rPr>
+              <w:t xml:space="preserve">Example:  </w:t>
+            </w:r>
+            <w:r>
+              <w:rPr>
+                <w:i/>
+                <w:iCs/>
+                <w:color w:val="5F6F80"/>
+                <w:sz w:val="18"/>
+                <w:szCs w:val="18"/>
+              </w:rPr>
+              <w:t xml:space="preserve">Base area + the area of the 4 triangles.</w:t>
+            </w:r>
+          </w:p>
+        </w:tc>
+      </w:tr>
+    </w:tbl>
     <w:p>
       <w:pPr>
         <w:pStyle w:val="Heading1"/>
@@ -1418,7 +1572,7 @@
                 <w:sz w:val="21"/>
                 <w:szCs w:val="21"/>
               </w:rPr>
-              <w:t xml:space="preserve">Surface Area of Pyramids      •      Pyramid      •      Slant height      •      Lateral face      •      Base      •      Apex      •      Lateral area</w:t>
+              <w:t xml:space="preserve">Surface Area of Pyramids      •      Pyramid      •      Slant height      •      Lateral face      •      Base      •      Apex      •      Lateral area      •      Surface area</w:t>
             </w:r>
           </w:p>
         </w:tc>
@@ -1675,6 +1829,43 @@
           <w:szCs w:val="22"/>
         </w:rPr>
         <w:t xml:space="preserve">The combined area of all the side faces, not counting the base, is the </w:t>
+      </w:r>
+      <w:r>
+        <w:rPr>
+          <w:sz w:val="22"/>
+          <w:szCs w:val="22"/>
+        </w:rPr>
+        <w:t xml:space="preserve">________________</w:t>
+      </w:r>
+      <w:r>
+        <w:rPr>
+          <w:sz w:val="22"/>
+          <w:szCs w:val="22"/>
+        </w:rPr>
+        <w:t xml:space="preserve">.</w:t>
+      </w:r>
+    </w:p>
+    <w:p>
+      <w:pPr>
+        <w:keepLines/>
+        <w:spacing w:after="260" w:before="200"/>
+      </w:pPr>
+      <w:r>
+        <w:rPr>
+          <w:b/>
+          <w:bCs/>
+          <w:color w:val="12355B"/>
+          <w:sz w:val="22"/>
+          <w:szCs w:val="22"/>
+        </w:rPr>
+        <w:t xml:space="preserve">8.  </w:t>
+      </w:r>
+      <w:r>
+        <w:rPr>
+          <w:sz w:val="22"/>
+          <w:szCs w:val="22"/>
+        </w:rPr>
+        <w:t xml:space="preserve">The total area of all the faces of a solid is its </w:t>
       </w:r>
       <w:r>
         <w:rPr>
@@ -2758,7 +2949,7 @@
           <w:sz w:val="20"/>
           <w:szCs w:val="20"/>
         </w:rPr>
-        <w:t xml:space="preserve">A)  95 in²</w:t>
+        <w:t xml:space="preserve">A)  70 in²</w:t>
       </w:r>
     </w:p>
     <w:p>
@@ -2771,7 +2962,7 @@
           <w:sz w:val="20"/>
           <w:szCs w:val="20"/>
         </w:rPr>
-        <w:t xml:space="preserve">B)  70 in²</w:t>
+        <w:t xml:space="preserve">B)  95 in²</w:t>
       </w:r>
     </w:p>
     <w:p>
@@ -2909,7 +3100,7 @@
           <w:sz w:val="21"/>
           <w:szCs w:val="21"/>
         </w:rPr>
-        <w:t xml:space="preserve">A. 95 in²</w:t>
+        <w:t xml:space="preserve">B. 95 in²</w:t>
       </w:r>
     </w:p>
     <w:p>
@@ -2992,7 +3183,7 @@
           <w:sz w:val="20"/>
           <w:szCs w:val="20"/>
         </w:rPr>
-        <w:t xml:space="preserve">A)  4</w:t>
+        <w:t xml:space="preserve">A)  3</w:t>
       </w:r>
     </w:p>
     <w:p>
@@ -3005,7 +3196,7 @@
           <w:sz w:val="20"/>
           <w:szCs w:val="20"/>
         </w:rPr>
-        <w:t xml:space="preserve">B)  3</w:t>
+        <w:t xml:space="preserve">B)  4</w:t>
       </w:r>
     </w:p>
     <w:p>
@@ -3869,7 +4060,7 @@
           <w:sz w:val="20"/>
           <w:szCs w:val="20"/>
         </w:rPr>
-        <w:t xml:space="preserve">A)  24 in²</w:t>
+        <w:t xml:space="preserve">A)  14 in²</w:t>
       </w:r>
     </w:p>
     <w:p>
@@ -3882,7 +4073,7 @@
           <w:sz w:val="20"/>
           <w:szCs w:val="20"/>
         </w:rPr>
-        <w:t xml:space="preserve">B)  48 in²</w:t>
+        <w:t xml:space="preserve">B)  24 in²</w:t>
       </w:r>
     </w:p>
     <w:p>
@@ -3895,7 +4086,7 @@
           <w:sz w:val="20"/>
           <w:szCs w:val="20"/>
         </w:rPr>
-        <w:t xml:space="preserve">C)  14 in²</w:t>
+        <w:t xml:space="preserve">C)  24 in³</w:t>
       </w:r>
     </w:p>
     <w:p>
@@ -3908,7 +4099,7 @@
           <w:sz w:val="20"/>
           <w:szCs w:val="20"/>
         </w:rPr>
-        <w:t xml:space="preserve">D)  24 in³</w:t>
+        <w:t xml:space="preserve">D)  48 in²</w:t>
       </w:r>
     </w:p>
     <w:p>
@@ -4025,7 +4216,7 @@
           <w:sz w:val="20"/>
           <w:szCs w:val="20"/>
         </w:rPr>
-        <w:t xml:space="preserve">A)  133 cm²</w:t>
+        <w:t xml:space="preserve">A)  49 cm²</w:t>
       </w:r>
     </w:p>
     <w:p>
@@ -4051,7 +4242,7 @@
           <w:sz w:val="20"/>
           <w:szCs w:val="20"/>
         </w:rPr>
-        <w:t xml:space="preserve">C)  49 cm²</w:t>
+        <w:t xml:space="preserve">C)  133 cm²</w:t>
       </w:r>
     </w:p>
     <w:p>
@@ -4188,7 +4379,7 @@
           <w:sz w:val="21"/>
           <w:szCs w:val="21"/>
         </w:rPr>
-        <w:t xml:space="preserve">A)  96 in²</w:t>
+        <w:t xml:space="preserve">A)  36 in²</w:t>
       </w:r>
     </w:p>
     <w:p>
@@ -4214,7 +4405,7 @@
           <w:sz w:val="21"/>
           <w:szCs w:val="21"/>
         </w:rPr>
-        <w:t xml:space="preserve">C)  96 in³</w:t>
+        <w:t xml:space="preserve">C)  96 in²</w:t>
       </w:r>
     </w:p>
     <w:p>
@@ -4227,7 +4418,7 @@
           <w:sz w:val="21"/>
           <w:szCs w:val="21"/>
         </w:rPr>
-        <w:t xml:space="preserve">D)  36 in²</w:t>
+        <w:t xml:space="preserve">D)  96 in³</w:t>
       </w:r>
     </w:p>
     <w:p>

--- a/lessons/5-8/downloads/5-8-notes.docx
+++ b/lessons/5-8/downloads/5-8-notes.docx
@@ -249,49 +249,269 @@
           <w:sz w:val="19"/>
           <w:szCs w:val="19"/>
         </w:rPr>
-        <w:t xml:space="preserve">Look at the picture, read the word, then read what it means.</w:t>
+        <w:t xml:space="preserve">Review each concept term, definition, non-example, and visual clue.</w:t>
       </w:r>
     </w:p>
     <w:tbl>
       <w:tblPr>
-        <w:tblW w:type="pct" w:w="100%"/>
+        <w:tblW w:type="dxa" w:w="9360"/>
         <w:tblBorders>
-          <w:top w:val="none" w:color="FFFFFF" w:sz="0"/>
-          <w:left w:val="none" w:color="FFFFFF" w:sz="0"/>
-          <w:bottom w:val="single" w:color="C7D2DD" w:sz="4"/>
-          <w:right w:val="none" w:color="FFFFFF" w:sz="0"/>
-          <w:insideH w:val="none" w:color="FFFFFF" w:sz="0"/>
-          <w:insideV w:val="none" w:color="FFFFFF" w:sz="0"/>
+          <w:top w:val="single" w:color="C7D2DD" w:sz="6"/>
+          <w:left w:val="single" w:color="C7D2DD" w:sz="6"/>
+          <w:bottom w:val="single" w:color="C7D2DD" w:sz="6"/>
+          <w:right w:val="single" w:color="C7D2DD" w:sz="6"/>
+          <w:insideH w:val="single" w:color="C7D2DD" w:sz="6"/>
+          <w:insideV w:val="single" w:color="C7D2DD" w:sz="6"/>
         </w:tblBorders>
       </w:tblPr>
       <w:tblGrid>
         <w:gridCol w:w="1800"/>
-        <w:gridCol w:w="7560"/>
+        <w:gridCol w:w="3160"/>
+        <w:gridCol w:w="2200"/>
+        <w:gridCol w:w="2200"/>
       </w:tblGrid>
       <w:tr>
         <w:trPr>
           <w:cantSplit/>
+          <w:tblHeader/>
         </w:trPr>
         <w:tc>
           <w:tcPr>
             <w:tcW w:type="dxa" w:w="1800"/>
-            <w:tcMar>
-              <w:top w:type="dxa" w:w="100"/>
-              <w:left w:type="dxa" w:w="40"/>
-              <w:bottom w:type="dxa" w:w="100"/>
-              <w:right w:type="dxa" w:w="120"/>
-            </w:tcMar>
-            <w:vAlign w:val="center"/>
+            <w:shd w:fill="EEF4F8" w:color="auto" w:val="clear"/>
+            <w:tcMar>
+              <w:top w:type="dxa" w:w="80"/>
+              <w:left w:type="dxa" w:w="100"/>
+              <w:bottom w:type="dxa" w:w="80"/>
+              <w:right w:type="dxa" w:w="100"/>
+            </w:tcMar>
           </w:tcPr>
           <w:p>
             <w:pPr>
               <w:spacing w:after="0"/>
+            </w:pPr>
+            <w:r>
+              <w:rPr>
+                <w:b/>
+                <w:bCs/>
+                <w:color w:val="12355B"/>
+                <w:sz w:val="19"/>
+                <w:szCs w:val="19"/>
+              </w:rPr>
+              <w:t xml:space="preserve">Concept Term</w:t>
+            </w:r>
+          </w:p>
+        </w:tc>
+        <w:tc>
+          <w:tcPr>
+            <w:tcW w:type="dxa" w:w="3160"/>
+            <w:shd w:fill="EEF4F8" w:color="auto" w:val="clear"/>
+            <w:tcMar>
+              <w:top w:type="dxa" w:w="80"/>
+              <w:left w:type="dxa" w:w="100"/>
+              <w:bottom w:type="dxa" w:w="80"/>
+              <w:right w:type="dxa" w:w="100"/>
+            </w:tcMar>
+          </w:tcPr>
+          <w:p>
+            <w:pPr>
+              <w:spacing w:after="0"/>
+            </w:pPr>
+            <w:r>
+              <w:rPr>
+                <w:b/>
+                <w:bCs/>
+                <w:color w:val="12355B"/>
+                <w:sz w:val="19"/>
+                <w:szCs w:val="19"/>
+              </w:rPr>
+              <w:t xml:space="preserve">Student-Friendly Definition</w:t>
+            </w:r>
+          </w:p>
+        </w:tc>
+        <w:tc>
+          <w:tcPr>
+            <w:tcW w:type="dxa" w:w="2200"/>
+            <w:shd w:fill="EEF4F8" w:color="auto" w:val="clear"/>
+            <w:tcMar>
+              <w:top w:type="dxa" w:w="80"/>
+              <w:left w:type="dxa" w:w="100"/>
+              <w:bottom w:type="dxa" w:w="80"/>
+              <w:right w:type="dxa" w:w="100"/>
+            </w:tcMar>
+          </w:tcPr>
+          <w:p>
+            <w:pPr>
+              <w:spacing w:after="0"/>
+            </w:pPr>
+            <w:r>
+              <w:rPr>
+                <w:b/>
+                <w:bCs/>
+                <w:color w:val="12355B"/>
+                <w:sz w:val="19"/>
+                <w:szCs w:val="19"/>
+              </w:rPr>
+              <w:t xml:space="preserve">Non-Example</w:t>
+            </w:r>
+          </w:p>
+        </w:tc>
+        <w:tc>
+          <w:tcPr>
+            <w:tcW w:type="dxa" w:w="2200"/>
+            <w:shd w:fill="EEF4F8" w:color="auto" w:val="clear"/>
+            <w:tcMar>
+              <w:top w:type="dxa" w:w="80"/>
+              <w:left w:type="dxa" w:w="100"/>
+              <w:bottom w:type="dxa" w:w="80"/>
+              <w:right w:type="dxa" w:w="100"/>
+            </w:tcMar>
+          </w:tcPr>
+          <w:p>
+            <w:pPr>
+              <w:spacing w:after="0"/>
+            </w:pPr>
+            <w:r>
+              <w:rPr>
+                <w:b/>
+                <w:bCs/>
+                <w:color w:val="12355B"/>
+                <w:sz w:val="19"/>
+                <w:szCs w:val="19"/>
+              </w:rPr>
+              <w:t xml:space="preserve">Visual Clue</w:t>
+            </w:r>
+          </w:p>
+        </w:tc>
+      </w:tr>
+      <w:tr>
+        <w:trPr>
+          <w:cantSplit/>
+        </w:trPr>
+        <w:tc>
+          <w:tcPr>
+            <w:tcW w:type="dxa" w:w="1800"/>
+            <w:tcMar>
+              <w:top w:type="dxa" w:w="80"/>
+              <w:left w:type="dxa" w:w="100"/>
+              <w:bottom w:type="dxa" w:w="80"/>
+              <w:right w:type="dxa" w:w="100"/>
+            </w:tcMar>
+            <w:vAlign w:val="top"/>
+          </w:tcPr>
+          <w:p>
+            <w:pPr>
+              <w:spacing w:after="30"/>
+            </w:pPr>
+            <w:r>
+              <w:rPr>
+                <w:b/>
+                <w:bCs/>
+                <w:color w:val="12355B"/>
+                <w:sz w:val="21"/>
+                <w:szCs w:val="21"/>
+              </w:rPr>
+              <w:t xml:space="preserve">Surface Area of Pyramids</w:t>
+            </w:r>
+          </w:p>
+          <w:p>
+            <w:pPr>
+              <w:spacing w:after="0"/>
+            </w:pPr>
+            <w:r>
+              <w:rPr>
+                <w:i/>
+                <w:iCs/>
+                <w:color w:val="5F6F80"/>
+                <w:sz w:val="18"/>
+                <w:szCs w:val="18"/>
+              </w:rPr>
+              <w:t xml:space="preserve">Área de superficie de pirámides</w:t>
+            </w:r>
+          </w:p>
+        </w:tc>
+        <w:tc>
+          <w:tcPr>
+            <w:tcW w:type="dxa" w:w="3160"/>
+            <w:tcMar>
+              <w:top w:type="dxa" w:w="80"/>
+              <w:left w:type="dxa" w:w="100"/>
+              <w:bottom w:type="dxa" w:w="80"/>
+              <w:right w:type="dxa" w:w="100"/>
+            </w:tcMar>
+            <w:vAlign w:val="top"/>
+          </w:tcPr>
+          <w:p>
+            <w:pPr>
+              <w:spacing w:after="0"/>
+            </w:pPr>
+            <w:r>
+              <w:rPr>
+                <w:sz w:val="20"/>
+                <w:szCs w:val="20"/>
+              </w:rPr>
+              <w:t xml:space="preserve">The total area of a pyramid's base and triangular faces. Formula: SA = B + lateral area.</w:t>
+            </w:r>
+          </w:p>
+        </w:tc>
+        <w:tc>
+          <w:tcPr>
+            <w:tcW w:type="dxa" w:w="2200"/>
+            <w:tcMar>
+              <w:top w:type="dxa" w:w="80"/>
+              <w:left w:type="dxa" w:w="100"/>
+              <w:bottom w:type="dxa" w:w="80"/>
+              <w:right w:type="dxa" w:w="100"/>
+            </w:tcMar>
+            <w:vAlign w:val="top"/>
+          </w:tcPr>
+          <w:p>
+            <w:pPr>
+              <w:spacing w:after="40"/>
+            </w:pPr>
+            <w:r>
+              <w:rPr>
+                <w:i/>
+                <w:iCs/>
+                <w:color w:val="5F6F80"/>
+                <w:sz w:val="19"/>
+                <w:szCs w:val="19"/>
+              </w:rPr>
+              <w:t xml:space="preserve">Not Surface Area of Pyramids: write a counter-example that breaks the definition.</w:t>
+            </w:r>
+          </w:p>
+          <w:p>
+            <w:pPr>
+              <w:pBdr>
+                <w:bottom w:val="single" w:color="AFBECC" w:sz="6"/>
+              </w:pBdr>
+              <w:spacing w:after="30" w:before="150"/>
+            </w:pPr>
+            <w:r>
+              <w:t xml:space="preserve"/>
+            </w:r>
+          </w:p>
+        </w:tc>
+        <w:tc>
+          <w:tcPr>
+            <w:tcW w:type="dxa" w:w="2200"/>
+            <w:tcMar>
+              <w:top w:type="dxa" w:w="80"/>
+              <w:left w:type="dxa" w:w="100"/>
+              <w:bottom w:type="dxa" w:w="80"/>
+              <w:right w:type="dxa" w:w="100"/>
+            </w:tcMar>
+            <w:vAlign w:val="top"/>
+          </w:tcPr>
+          <w:p>
+            <w:pPr>
+              <w:spacing w:after="40"/>
               <w:jc w:val="center"/>
             </w:pPr>
             <w:r>
               <w:drawing>
                 <wp:inline distT="0" distB="0" distL="0" distR="0">
-                  <wp:extent cx="1047750" cy="790575"/>
+                  <wp:extent cx="876300" cy="657225"/>
                   <wp:effectExtent t="0" r="0" b="0" l="0"/>
                   <wp:docPr id="1" name="" descr="" title=""/>
                   <wp:cNvGraphicFramePr>
@@ -316,7 +536,7 @@
                         <pic:spPr bwMode="auto">
                           <a:xfrm>
                             <a:off x="0" y="0"/>
-                            <a:ext cx="1047750" cy="790575"/>
+                            <a:ext cx="876300" cy="657225"/>
                           </a:xfrm>
                           <a:prstGeom prst="rect">
                             <a:avLst/>
@@ -329,32 +549,108 @@
               </w:drawing>
             </w:r>
           </w:p>
-        </w:tc>
-        <w:tc>
-          <w:tcPr>
-            <w:tcW w:type="dxa" w:w="7560"/>
-            <w:tcMar>
-              <w:top w:type="dxa" w:w="100"/>
-              <w:left w:type="dxa" w:w="40"/>
-              <w:bottom w:type="dxa" w:w="100"/>
-              <w:right w:type="dxa" w:w="40"/>
-            </w:tcMar>
-            <w:vAlign w:val="center"/>
-          </w:tcPr>
-          <w:p>
-            <w:pPr>
-              <w:spacing w:after="50"/>
+          <w:p>
+            <w:pPr>
+              <w:spacing w:after="0"/>
+            </w:pPr>
+            <w:r>
+              <w:rPr>
+                <w:i/>
+                <w:iCs/>
+                <w:color w:val="5F6F80"/>
+                <w:sz w:val="18"/>
+                <w:szCs w:val="18"/>
+              </w:rPr>
+              <w:t xml:space="preserve">Square base 6×6 with 4 triangles of ½ × 6 × 5: 36 + 60 = 96 square units</w:t>
+            </w:r>
+          </w:p>
+        </w:tc>
+      </w:tr>
+      <w:tr>
+        <w:trPr>
+          <w:cantSplit/>
+        </w:trPr>
+        <w:tc>
+          <w:tcPr>
+            <w:tcW w:type="dxa" w:w="1800"/>
+            <w:tcMar>
+              <w:top w:type="dxa" w:w="80"/>
+              <w:left w:type="dxa" w:w="100"/>
+              <w:bottom w:type="dxa" w:w="80"/>
+              <w:right w:type="dxa" w:w="100"/>
+            </w:tcMar>
+            <w:vAlign w:val="top"/>
+          </w:tcPr>
+          <w:p>
+            <w:pPr>
+              <w:spacing w:after="30"/>
             </w:pPr>
             <w:r>
               <w:rPr>
                 <w:b/>
                 <w:bCs/>
                 <w:color w:val="12355B"/>
-                <w:sz w:val="24"/>
-                <w:szCs w:val="24"/>
-              </w:rPr>
-              <w:t xml:space="preserve">Surface Area of Pyramids</w:t>
-            </w:r>
+                <w:sz w:val="21"/>
+                <w:szCs w:val="21"/>
+              </w:rPr>
+              <w:t xml:space="preserve">Pyramid</w:t>
+            </w:r>
+          </w:p>
+          <w:p>
+            <w:pPr>
+              <w:spacing w:after="0"/>
+            </w:pPr>
+            <w:r>
+              <w:rPr>
+                <w:i/>
+                <w:iCs/>
+                <w:color w:val="5F6F80"/>
+                <w:sz w:val="18"/>
+                <w:szCs w:val="18"/>
+              </w:rPr>
+              <w:t xml:space="preserve">Pirámide</w:t>
+            </w:r>
+          </w:p>
+        </w:tc>
+        <w:tc>
+          <w:tcPr>
+            <w:tcW w:type="dxa" w:w="3160"/>
+            <w:tcMar>
+              <w:top w:type="dxa" w:w="80"/>
+              <w:left w:type="dxa" w:w="100"/>
+              <w:bottom w:type="dxa" w:w="80"/>
+              <w:right w:type="dxa" w:w="100"/>
+            </w:tcMar>
+            <w:vAlign w:val="top"/>
+          </w:tcPr>
+          <w:p>
+            <w:pPr>
+              <w:spacing w:after="0"/>
+            </w:pPr>
+            <w:r>
+              <w:rPr>
+                <w:sz w:val="20"/>
+                <w:szCs w:val="20"/>
+              </w:rPr>
+              <w:t xml:space="preserve">A solid with a flat bottom and triangle sides that meet at one point on top.</w:t>
+            </w:r>
+          </w:p>
+        </w:tc>
+        <w:tc>
+          <w:tcPr>
+            <w:tcW w:type="dxa" w:w="2200"/>
+            <w:tcMar>
+              <w:top w:type="dxa" w:w="80"/>
+              <w:left w:type="dxa" w:w="100"/>
+              <w:bottom w:type="dxa" w:w="80"/>
+              <w:right w:type="dxa" w:w="100"/>
+            </w:tcMar>
+            <w:vAlign w:val="top"/>
+          </w:tcPr>
+          <w:p>
+            <w:pPr>
+              <w:spacing w:after="40"/>
+            </w:pPr>
             <w:r>
               <w:rPr>
                 <w:i/>
@@ -363,89 +659,41 @@
                 <w:sz w:val="19"/>
                 <w:szCs w:val="19"/>
               </w:rPr>
-              <w:t xml:space="preserve">   Área de superficie de pirámides</w:t>
-            </w:r>
-          </w:p>
+              <w:t xml:space="preserve">Not Pyramid: write a counter-example that breaks the definition.</w:t>
+            </w:r>
+          </w:p>
+          <w:p>
+            <w:pPr>
+              <w:pBdr>
+                <w:bottom w:val="single" w:color="AFBECC" w:sz="6"/>
+              </w:pBdr>
+              <w:spacing w:after="30" w:before="150"/>
+            </w:pPr>
+            <w:r>
+              <w:t xml:space="preserve"/>
+            </w:r>
+          </w:p>
+        </w:tc>
+        <w:tc>
+          <w:tcPr>
+            <w:tcW w:type="dxa" w:w="2200"/>
+            <w:tcMar>
+              <w:top w:type="dxa" w:w="80"/>
+              <w:left w:type="dxa" w:w="100"/>
+              <w:bottom w:type="dxa" w:w="80"/>
+              <w:right w:type="dxa" w:w="100"/>
+            </w:tcMar>
+            <w:vAlign w:val="top"/>
+          </w:tcPr>
           <w:p>
             <w:pPr>
               <w:spacing w:after="40"/>
-            </w:pPr>
-            <w:r>
-              <w:rPr>
-                <w:sz w:val="21"/>
-                <w:szCs w:val="21"/>
-              </w:rPr>
-              <w:t xml:space="preserve">The total area of a pyramid's base and triangular faces. Formula: SA = B + lateral area.</w:t>
-            </w:r>
-          </w:p>
-          <w:p>
-            <w:pPr>
-              <w:spacing w:after="0"/>
-            </w:pPr>
-            <w:r>
-              <w:rPr>
-                <w:b/>
-                <w:bCs/>
-                <w:color w:val="1FA6A2"/>
-                <w:sz w:val="18"/>
-                <w:szCs w:val="18"/>
-              </w:rPr>
-              <w:t xml:space="preserve">Example:  </w:t>
-            </w:r>
-            <w:r>
-              <w:rPr>
-                <w:i/>
-                <w:iCs/>
-                <w:color w:val="5F6F80"/>
-                <w:sz w:val="18"/>
-                <w:szCs w:val="18"/>
-              </w:rPr>
-              <w:t xml:space="preserve">Square base 6×6 with 4 triangles of ½ × 6 × 5: 36 + 60 = 96 square units</w:t>
-            </w:r>
-          </w:p>
-        </w:tc>
-      </w:tr>
-    </w:tbl>
-    <w:tbl>
-      <w:tblPr>
-        <w:tblW w:type="pct" w:w="100%"/>
-        <w:tblBorders>
-          <w:top w:val="none" w:color="FFFFFF" w:sz="0"/>
-          <w:left w:val="none" w:color="FFFFFF" w:sz="0"/>
-          <w:bottom w:val="single" w:color="C7D2DD" w:sz="4"/>
-          <w:right w:val="none" w:color="FFFFFF" w:sz="0"/>
-          <w:insideH w:val="none" w:color="FFFFFF" w:sz="0"/>
-          <w:insideV w:val="none" w:color="FFFFFF" w:sz="0"/>
-        </w:tblBorders>
-      </w:tblPr>
-      <w:tblGrid>
-        <w:gridCol w:w="1800"/>
-        <w:gridCol w:w="7560"/>
-      </w:tblGrid>
-      <w:tr>
-        <w:trPr>
-          <w:cantSplit/>
-        </w:trPr>
-        <w:tc>
-          <w:tcPr>
-            <w:tcW w:type="dxa" w:w="1800"/>
-            <w:tcMar>
-              <w:top w:type="dxa" w:w="100"/>
-              <w:left w:type="dxa" w:w="40"/>
-              <w:bottom w:type="dxa" w:w="100"/>
-              <w:right w:type="dxa" w:w="120"/>
-            </w:tcMar>
-            <w:vAlign w:val="center"/>
-          </w:tcPr>
-          <w:p>
-            <w:pPr>
-              <w:spacing w:after="0"/>
               <w:jc w:val="center"/>
             </w:pPr>
             <w:r>
               <w:drawing>
                 <wp:inline distT="0" distB="0" distL="0" distR="0">
-                  <wp:extent cx="1047750" cy="790575"/>
+                  <wp:extent cx="876300" cy="657225"/>
                   <wp:effectExtent t="0" r="0" b="0" l="0"/>
                   <wp:docPr id="1" name="" descr="" title=""/>
                   <wp:cNvGraphicFramePr>
@@ -470,7 +718,7 @@
                         <pic:spPr bwMode="auto">
                           <a:xfrm>
                             <a:off x="0" y="0"/>
-                            <a:ext cx="1047750" cy="790575"/>
+                            <a:ext cx="876300" cy="657225"/>
                           </a:xfrm>
                           <a:prstGeom prst="rect">
                             <a:avLst/>
@@ -483,32 +731,108 @@
               </w:drawing>
             </w:r>
           </w:p>
-        </w:tc>
-        <w:tc>
-          <w:tcPr>
-            <w:tcW w:type="dxa" w:w="7560"/>
-            <w:tcMar>
-              <w:top w:type="dxa" w:w="100"/>
-              <w:left w:type="dxa" w:w="40"/>
-              <w:bottom w:type="dxa" w:w="100"/>
-              <w:right w:type="dxa" w:w="40"/>
-            </w:tcMar>
-            <w:vAlign w:val="center"/>
-          </w:tcPr>
-          <w:p>
-            <w:pPr>
-              <w:spacing w:after="50"/>
+          <w:p>
+            <w:pPr>
+              <w:spacing w:after="0"/>
+            </w:pPr>
+            <w:r>
+              <w:rPr>
+                <w:i/>
+                <w:iCs/>
+                <w:color w:val="5F6F80"/>
+                <w:sz w:val="18"/>
+                <w:szCs w:val="18"/>
+              </w:rPr>
+              <w:t xml:space="preserve">Like the Great Pyramid of Giza — a square on the bottom, 4 triangles slanting up to a point</w:t>
+            </w:r>
+          </w:p>
+        </w:tc>
+      </w:tr>
+      <w:tr>
+        <w:trPr>
+          <w:cantSplit/>
+        </w:trPr>
+        <w:tc>
+          <w:tcPr>
+            <w:tcW w:type="dxa" w:w="1800"/>
+            <w:tcMar>
+              <w:top w:type="dxa" w:w="80"/>
+              <w:left w:type="dxa" w:w="100"/>
+              <w:bottom w:type="dxa" w:w="80"/>
+              <w:right w:type="dxa" w:w="100"/>
+            </w:tcMar>
+            <w:vAlign w:val="top"/>
+          </w:tcPr>
+          <w:p>
+            <w:pPr>
+              <w:spacing w:after="30"/>
             </w:pPr>
             <w:r>
               <w:rPr>
                 <w:b/>
                 <w:bCs/>
                 <w:color w:val="12355B"/>
-                <w:sz w:val="24"/>
-                <w:szCs w:val="24"/>
-              </w:rPr>
-              <w:t xml:space="preserve">Pyramid</w:t>
-            </w:r>
+                <w:sz w:val="21"/>
+                <w:szCs w:val="21"/>
+              </w:rPr>
+              <w:t xml:space="preserve">Slant height</w:t>
+            </w:r>
+          </w:p>
+          <w:p>
+            <w:pPr>
+              <w:spacing w:after="0"/>
+            </w:pPr>
+            <w:r>
+              <w:rPr>
+                <w:i/>
+                <w:iCs/>
+                <w:color w:val="5F6F80"/>
+                <w:sz w:val="18"/>
+                <w:szCs w:val="18"/>
+              </w:rPr>
+              <w:t xml:space="preserve">Altura inclinada (apotema)</w:t>
+            </w:r>
+          </w:p>
+        </w:tc>
+        <w:tc>
+          <w:tcPr>
+            <w:tcW w:type="dxa" w:w="3160"/>
+            <w:tcMar>
+              <w:top w:type="dxa" w:w="80"/>
+              <w:left w:type="dxa" w:w="100"/>
+              <w:bottom w:type="dxa" w:w="80"/>
+              <w:right w:type="dxa" w:w="100"/>
+            </w:tcMar>
+            <w:vAlign w:val="top"/>
+          </w:tcPr>
+          <w:p>
+            <w:pPr>
+              <w:spacing w:after="0"/>
+            </w:pPr>
+            <w:r>
+              <w:rPr>
+                <w:sz w:val="20"/>
+                <w:szCs w:val="20"/>
+              </w:rPr>
+              <w:t xml:space="preserve">The height of a side triangle, measured along its slanted face.</w:t>
+            </w:r>
+          </w:p>
+        </w:tc>
+        <w:tc>
+          <w:tcPr>
+            <w:tcW w:type="dxa" w:w="2200"/>
+            <w:tcMar>
+              <w:top w:type="dxa" w:w="80"/>
+              <w:left w:type="dxa" w:w="100"/>
+              <w:bottom w:type="dxa" w:w="80"/>
+              <w:right w:type="dxa" w:w="100"/>
+            </w:tcMar>
+            <w:vAlign w:val="top"/>
+          </w:tcPr>
+          <w:p>
+            <w:pPr>
+              <w:spacing w:after="40"/>
+            </w:pPr>
             <w:r>
               <w:rPr>
                 <w:i/>
@@ -517,89 +841,41 @@
                 <w:sz w:val="19"/>
                 <w:szCs w:val="19"/>
               </w:rPr>
-              <w:t xml:space="preserve">   Pirámide</w:t>
-            </w:r>
-          </w:p>
+              <w:t xml:space="preserve">Not Slant height: write a counter-example that breaks the definition.</w:t>
+            </w:r>
+          </w:p>
+          <w:p>
+            <w:pPr>
+              <w:pBdr>
+                <w:bottom w:val="single" w:color="AFBECC" w:sz="6"/>
+              </w:pBdr>
+              <w:spacing w:after="30" w:before="150"/>
+            </w:pPr>
+            <w:r>
+              <w:t xml:space="preserve"/>
+            </w:r>
+          </w:p>
+        </w:tc>
+        <w:tc>
+          <w:tcPr>
+            <w:tcW w:type="dxa" w:w="2200"/>
+            <w:tcMar>
+              <w:top w:type="dxa" w:w="80"/>
+              <w:left w:type="dxa" w:w="100"/>
+              <w:bottom w:type="dxa" w:w="80"/>
+              <w:right w:type="dxa" w:w="100"/>
+            </w:tcMar>
+            <w:vAlign w:val="top"/>
+          </w:tcPr>
           <w:p>
             <w:pPr>
               <w:spacing w:after="40"/>
-            </w:pPr>
-            <w:r>
-              <w:rPr>
-                <w:sz w:val="21"/>
-                <w:szCs w:val="21"/>
-              </w:rPr>
-              <w:t xml:space="preserve">A solid with a flat bottom and triangle sides that meet at one point on top.</w:t>
-            </w:r>
-          </w:p>
-          <w:p>
-            <w:pPr>
-              <w:spacing w:after="0"/>
-            </w:pPr>
-            <w:r>
-              <w:rPr>
-                <w:b/>
-                <w:bCs/>
-                <w:color w:val="1FA6A2"/>
-                <w:sz w:val="18"/>
-                <w:szCs w:val="18"/>
-              </w:rPr>
-              <w:t xml:space="preserve">Example:  </w:t>
-            </w:r>
-            <w:r>
-              <w:rPr>
-                <w:i/>
-                <w:iCs/>
-                <w:color w:val="5F6F80"/>
-                <w:sz w:val="18"/>
-                <w:szCs w:val="18"/>
-              </w:rPr>
-              <w:t xml:space="preserve">Like the Great Pyramid of Giza — a square on the bottom, 4 triangles slanting up to a point</w:t>
-            </w:r>
-          </w:p>
-        </w:tc>
-      </w:tr>
-    </w:tbl>
-    <w:tbl>
-      <w:tblPr>
-        <w:tblW w:type="pct" w:w="100%"/>
-        <w:tblBorders>
-          <w:top w:val="none" w:color="FFFFFF" w:sz="0"/>
-          <w:left w:val="none" w:color="FFFFFF" w:sz="0"/>
-          <w:bottom w:val="single" w:color="C7D2DD" w:sz="4"/>
-          <w:right w:val="none" w:color="FFFFFF" w:sz="0"/>
-          <w:insideH w:val="none" w:color="FFFFFF" w:sz="0"/>
-          <w:insideV w:val="none" w:color="FFFFFF" w:sz="0"/>
-        </w:tblBorders>
-      </w:tblPr>
-      <w:tblGrid>
-        <w:gridCol w:w="1800"/>
-        <w:gridCol w:w="7560"/>
-      </w:tblGrid>
-      <w:tr>
-        <w:trPr>
-          <w:cantSplit/>
-        </w:trPr>
-        <w:tc>
-          <w:tcPr>
-            <w:tcW w:type="dxa" w:w="1800"/>
-            <w:tcMar>
-              <w:top w:type="dxa" w:w="100"/>
-              <w:left w:type="dxa" w:w="40"/>
-              <w:bottom w:type="dxa" w:w="100"/>
-              <w:right w:type="dxa" w:w="120"/>
-            </w:tcMar>
-            <w:vAlign w:val="center"/>
-          </w:tcPr>
-          <w:p>
-            <w:pPr>
-              <w:spacing w:after="0"/>
               <w:jc w:val="center"/>
             </w:pPr>
             <w:r>
               <w:drawing>
                 <wp:inline distT="0" distB="0" distL="0" distR="0">
-                  <wp:extent cx="1047750" cy="790575"/>
+                  <wp:extent cx="876300" cy="657225"/>
                   <wp:effectExtent t="0" r="0" b="0" l="0"/>
                   <wp:docPr id="1" name="" descr="" title=""/>
                   <wp:cNvGraphicFramePr>
@@ -624,7 +900,7 @@
                         <pic:spPr bwMode="auto">
                           <a:xfrm>
                             <a:off x="0" y="0"/>
-                            <a:ext cx="1047750" cy="790575"/>
+                            <a:ext cx="876300" cy="657225"/>
                           </a:xfrm>
                           <a:prstGeom prst="rect">
                             <a:avLst/>
@@ -637,32 +913,108 @@
               </w:drawing>
             </w:r>
           </w:p>
-        </w:tc>
-        <w:tc>
-          <w:tcPr>
-            <w:tcW w:type="dxa" w:w="7560"/>
-            <w:tcMar>
-              <w:top w:type="dxa" w:w="100"/>
-              <w:left w:type="dxa" w:w="40"/>
-              <w:bottom w:type="dxa" w:w="100"/>
-              <w:right w:type="dxa" w:w="40"/>
-            </w:tcMar>
-            <w:vAlign w:val="center"/>
-          </w:tcPr>
-          <w:p>
-            <w:pPr>
-              <w:spacing w:after="50"/>
+          <w:p>
+            <w:pPr>
+              <w:spacing w:after="0"/>
+            </w:pPr>
+            <w:r>
+              <w:rPr>
+                <w:i/>
+                <w:iCs/>
+                <w:color w:val="5F6F80"/>
+                <w:sz w:val="18"/>
+                <w:szCs w:val="18"/>
+              </w:rPr>
+              <w:t xml:space="preserve">If you slide your finger from the bottom edge up the triangle face to the top point — that distance is the slant height</w:t>
+            </w:r>
+          </w:p>
+        </w:tc>
+      </w:tr>
+      <w:tr>
+        <w:trPr>
+          <w:cantSplit/>
+        </w:trPr>
+        <w:tc>
+          <w:tcPr>
+            <w:tcW w:type="dxa" w:w="1800"/>
+            <w:tcMar>
+              <w:top w:type="dxa" w:w="80"/>
+              <w:left w:type="dxa" w:w="100"/>
+              <w:bottom w:type="dxa" w:w="80"/>
+              <w:right w:type="dxa" w:w="100"/>
+            </w:tcMar>
+            <w:vAlign w:val="top"/>
+          </w:tcPr>
+          <w:p>
+            <w:pPr>
+              <w:spacing w:after="30"/>
             </w:pPr>
             <w:r>
               <w:rPr>
                 <w:b/>
                 <w:bCs/>
                 <w:color w:val="12355B"/>
-                <w:sz w:val="24"/>
-                <w:szCs w:val="24"/>
-              </w:rPr>
-              <w:t xml:space="preserve">Slant height</w:t>
-            </w:r>
+                <w:sz w:val="21"/>
+                <w:szCs w:val="21"/>
+              </w:rPr>
+              <w:t xml:space="preserve">Lateral face</w:t>
+            </w:r>
+          </w:p>
+          <w:p>
+            <w:pPr>
+              <w:spacing w:after="0"/>
+            </w:pPr>
+            <w:r>
+              <w:rPr>
+                <w:i/>
+                <w:iCs/>
+                <w:color w:val="5F6F80"/>
+                <w:sz w:val="18"/>
+                <w:szCs w:val="18"/>
+              </w:rPr>
+              <w:t xml:space="preserve">Cara lateral</w:t>
+            </w:r>
+          </w:p>
+        </w:tc>
+        <w:tc>
+          <w:tcPr>
+            <w:tcW w:type="dxa" w:w="3160"/>
+            <w:tcMar>
+              <w:top w:type="dxa" w:w="80"/>
+              <w:left w:type="dxa" w:w="100"/>
+              <w:bottom w:type="dxa" w:w="80"/>
+              <w:right w:type="dxa" w:w="100"/>
+            </w:tcMar>
+            <w:vAlign w:val="top"/>
+          </w:tcPr>
+          <w:p>
+            <w:pPr>
+              <w:spacing w:after="0"/>
+            </w:pPr>
+            <w:r>
+              <w:rPr>
+                <w:sz w:val="20"/>
+                <w:szCs w:val="20"/>
+              </w:rPr>
+              <w:t xml:space="preserve">A triangle side of a pyramid, not the bottom.</w:t>
+            </w:r>
+          </w:p>
+        </w:tc>
+        <w:tc>
+          <w:tcPr>
+            <w:tcW w:type="dxa" w:w="2200"/>
+            <w:tcMar>
+              <w:top w:type="dxa" w:w="80"/>
+              <w:left w:type="dxa" w:w="100"/>
+              <w:bottom w:type="dxa" w:w="80"/>
+              <w:right w:type="dxa" w:w="100"/>
+            </w:tcMar>
+            <w:vAlign w:val="top"/>
+          </w:tcPr>
+          <w:p>
+            <w:pPr>
+              <w:spacing w:after="40"/>
+            </w:pPr>
             <w:r>
               <w:rPr>
                 <w:i/>
@@ -671,89 +1023,41 @@
                 <w:sz w:val="19"/>
                 <w:szCs w:val="19"/>
               </w:rPr>
-              <w:t xml:space="preserve">   Altura inclinada (apotema)</w:t>
-            </w:r>
-          </w:p>
+              <w:t xml:space="preserve">Not Lateral face: write a counter-example that breaks the definition.</w:t>
+            </w:r>
+          </w:p>
+          <w:p>
+            <w:pPr>
+              <w:pBdr>
+                <w:bottom w:val="single" w:color="AFBECC" w:sz="6"/>
+              </w:pBdr>
+              <w:spacing w:after="30" w:before="150"/>
+            </w:pPr>
+            <w:r>
+              <w:t xml:space="preserve"/>
+            </w:r>
+          </w:p>
+        </w:tc>
+        <w:tc>
+          <w:tcPr>
+            <w:tcW w:type="dxa" w:w="2200"/>
+            <w:tcMar>
+              <w:top w:type="dxa" w:w="80"/>
+              <w:left w:type="dxa" w:w="100"/>
+              <w:bottom w:type="dxa" w:w="80"/>
+              <w:right w:type="dxa" w:w="100"/>
+            </w:tcMar>
+            <w:vAlign w:val="top"/>
+          </w:tcPr>
           <w:p>
             <w:pPr>
               <w:spacing w:after="40"/>
-            </w:pPr>
-            <w:r>
-              <w:rPr>
-                <w:sz w:val="21"/>
-                <w:szCs w:val="21"/>
-              </w:rPr>
-              <w:t xml:space="preserve">The height of a side triangle, measured along its slanted face.</w:t>
-            </w:r>
-          </w:p>
-          <w:p>
-            <w:pPr>
-              <w:spacing w:after="0"/>
-            </w:pPr>
-            <w:r>
-              <w:rPr>
-                <w:b/>
-                <w:bCs/>
-                <w:color w:val="1FA6A2"/>
-                <w:sz w:val="18"/>
-                <w:szCs w:val="18"/>
-              </w:rPr>
-              <w:t xml:space="preserve">Example:  </w:t>
-            </w:r>
-            <w:r>
-              <w:rPr>
-                <w:i/>
-                <w:iCs/>
-                <w:color w:val="5F6F80"/>
-                <w:sz w:val="18"/>
-                <w:szCs w:val="18"/>
-              </w:rPr>
-              <w:t xml:space="preserve">If you slide your finger from the bottom edge up the triangle face to the top point — that distance is the slant height</w:t>
-            </w:r>
-          </w:p>
-        </w:tc>
-      </w:tr>
-    </w:tbl>
-    <w:tbl>
-      <w:tblPr>
-        <w:tblW w:type="pct" w:w="100%"/>
-        <w:tblBorders>
-          <w:top w:val="none" w:color="FFFFFF" w:sz="0"/>
-          <w:left w:val="none" w:color="FFFFFF" w:sz="0"/>
-          <w:bottom w:val="single" w:color="C7D2DD" w:sz="4"/>
-          <w:right w:val="none" w:color="FFFFFF" w:sz="0"/>
-          <w:insideH w:val="none" w:color="FFFFFF" w:sz="0"/>
-          <w:insideV w:val="none" w:color="FFFFFF" w:sz="0"/>
-        </w:tblBorders>
-      </w:tblPr>
-      <w:tblGrid>
-        <w:gridCol w:w="1800"/>
-        <w:gridCol w:w="7560"/>
-      </w:tblGrid>
-      <w:tr>
-        <w:trPr>
-          <w:cantSplit/>
-        </w:trPr>
-        <w:tc>
-          <w:tcPr>
-            <w:tcW w:type="dxa" w:w="1800"/>
-            <w:tcMar>
-              <w:top w:type="dxa" w:w="100"/>
-              <w:left w:type="dxa" w:w="40"/>
-              <w:bottom w:type="dxa" w:w="100"/>
-              <w:right w:type="dxa" w:w="120"/>
-            </w:tcMar>
-            <w:vAlign w:val="center"/>
-          </w:tcPr>
-          <w:p>
-            <w:pPr>
-              <w:spacing w:after="0"/>
               <w:jc w:val="center"/>
             </w:pPr>
             <w:r>
               <w:drawing>
                 <wp:inline distT="0" distB="0" distL="0" distR="0">
-                  <wp:extent cx="1047750" cy="790575"/>
+                  <wp:extent cx="876300" cy="657225"/>
                   <wp:effectExtent t="0" r="0" b="0" l="0"/>
                   <wp:docPr id="1" name="" descr="" title=""/>
                   <wp:cNvGraphicFramePr>
@@ -778,7 +1082,7 @@
                         <pic:spPr bwMode="auto">
                           <a:xfrm>
                             <a:off x="0" y="0"/>
-                            <a:ext cx="1047750" cy="790575"/>
+                            <a:ext cx="876300" cy="657225"/>
                           </a:xfrm>
                           <a:prstGeom prst="rect">
                             <a:avLst/>
@@ -791,32 +1095,108 @@
               </w:drawing>
             </w:r>
           </w:p>
-        </w:tc>
-        <w:tc>
-          <w:tcPr>
-            <w:tcW w:type="dxa" w:w="7560"/>
-            <w:tcMar>
-              <w:top w:type="dxa" w:w="100"/>
-              <w:left w:type="dxa" w:w="40"/>
-              <w:bottom w:type="dxa" w:w="100"/>
-              <w:right w:type="dxa" w:w="40"/>
-            </w:tcMar>
-            <w:vAlign w:val="center"/>
-          </w:tcPr>
-          <w:p>
-            <w:pPr>
-              <w:spacing w:after="50"/>
+          <w:p>
+            <w:pPr>
+              <w:spacing w:after="0"/>
+            </w:pPr>
+            <w:r>
+              <w:rPr>
+                <w:i/>
+                <w:iCs/>
+                <w:color w:val="5F6F80"/>
+                <w:sz w:val="18"/>
+                <w:szCs w:val="18"/>
+              </w:rPr>
+              <w:t xml:space="preserve">A square pyramid has 4 lateral faces — one triangle for each side of the square base</w:t>
+            </w:r>
+          </w:p>
+        </w:tc>
+      </w:tr>
+      <w:tr>
+        <w:trPr>
+          <w:cantSplit/>
+        </w:trPr>
+        <w:tc>
+          <w:tcPr>
+            <w:tcW w:type="dxa" w:w="1800"/>
+            <w:tcMar>
+              <w:top w:type="dxa" w:w="80"/>
+              <w:left w:type="dxa" w:w="100"/>
+              <w:bottom w:type="dxa" w:w="80"/>
+              <w:right w:type="dxa" w:w="100"/>
+            </w:tcMar>
+            <w:vAlign w:val="top"/>
+          </w:tcPr>
+          <w:p>
+            <w:pPr>
+              <w:spacing w:after="30"/>
             </w:pPr>
             <w:r>
               <w:rPr>
                 <w:b/>
                 <w:bCs/>
                 <w:color w:val="12355B"/>
-                <w:sz w:val="24"/>
-                <w:szCs w:val="24"/>
-              </w:rPr>
-              <w:t xml:space="preserve">Lateral face</w:t>
-            </w:r>
+                <w:sz w:val="21"/>
+                <w:szCs w:val="21"/>
+              </w:rPr>
+              <w:t xml:space="preserve">Base</w:t>
+            </w:r>
+          </w:p>
+          <w:p>
+            <w:pPr>
+              <w:spacing w:after="0"/>
+            </w:pPr>
+            <w:r>
+              <w:rPr>
+                <w:i/>
+                <w:iCs/>
+                <w:color w:val="5F6F80"/>
+                <w:sz w:val="18"/>
+                <w:szCs w:val="18"/>
+              </w:rPr>
+              <w:t xml:space="preserve">Base</w:t>
+            </w:r>
+          </w:p>
+        </w:tc>
+        <w:tc>
+          <w:tcPr>
+            <w:tcW w:type="dxa" w:w="3160"/>
+            <w:tcMar>
+              <w:top w:type="dxa" w:w="80"/>
+              <w:left w:type="dxa" w:w="100"/>
+              <w:bottom w:type="dxa" w:w="80"/>
+              <w:right w:type="dxa" w:w="100"/>
+            </w:tcMar>
+            <w:vAlign w:val="top"/>
+          </w:tcPr>
+          <w:p>
+            <w:pPr>
+              <w:spacing w:after="0"/>
+            </w:pPr>
+            <w:r>
+              <w:rPr>
+                <w:sz w:val="20"/>
+                <w:szCs w:val="20"/>
+              </w:rPr>
+              <w:t xml:space="preserve">The flat bottom of a pyramid.</w:t>
+            </w:r>
+          </w:p>
+        </w:tc>
+        <w:tc>
+          <w:tcPr>
+            <w:tcW w:type="dxa" w:w="2200"/>
+            <w:tcMar>
+              <w:top w:type="dxa" w:w="80"/>
+              <w:left w:type="dxa" w:w="100"/>
+              <w:bottom w:type="dxa" w:w="80"/>
+              <w:right w:type="dxa" w:w="100"/>
+            </w:tcMar>
+            <w:vAlign w:val="top"/>
+          </w:tcPr>
+          <w:p>
+            <w:pPr>
+              <w:spacing w:after="40"/>
+            </w:pPr>
             <w:r>
               <w:rPr>
                 <w:i/>
@@ -825,89 +1205,41 @@
                 <w:sz w:val="19"/>
                 <w:szCs w:val="19"/>
               </w:rPr>
-              <w:t xml:space="preserve">   Cara lateral</w:t>
-            </w:r>
-          </w:p>
+              <w:t xml:space="preserve">Not Base: write a counter-example that breaks the definition.</w:t>
+            </w:r>
+          </w:p>
+          <w:p>
+            <w:pPr>
+              <w:pBdr>
+                <w:bottom w:val="single" w:color="AFBECC" w:sz="6"/>
+              </w:pBdr>
+              <w:spacing w:after="30" w:before="150"/>
+            </w:pPr>
+            <w:r>
+              <w:t xml:space="preserve"/>
+            </w:r>
+          </w:p>
+        </w:tc>
+        <w:tc>
+          <w:tcPr>
+            <w:tcW w:type="dxa" w:w="2200"/>
+            <w:tcMar>
+              <w:top w:type="dxa" w:w="80"/>
+              <w:left w:type="dxa" w:w="100"/>
+              <w:bottom w:type="dxa" w:w="80"/>
+              <w:right w:type="dxa" w:w="100"/>
+            </w:tcMar>
+            <w:vAlign w:val="top"/>
+          </w:tcPr>
           <w:p>
             <w:pPr>
               <w:spacing w:after="40"/>
-            </w:pPr>
-            <w:r>
-              <w:rPr>
-                <w:sz w:val="21"/>
-                <w:szCs w:val="21"/>
-              </w:rPr>
-              <w:t xml:space="preserve">A triangle side of a pyramid, not the bottom.</w:t>
-            </w:r>
-          </w:p>
-          <w:p>
-            <w:pPr>
-              <w:spacing w:after="0"/>
-            </w:pPr>
-            <w:r>
-              <w:rPr>
-                <w:b/>
-                <w:bCs/>
-                <w:color w:val="1FA6A2"/>
-                <w:sz w:val="18"/>
-                <w:szCs w:val="18"/>
-              </w:rPr>
-              <w:t xml:space="preserve">Example:  </w:t>
-            </w:r>
-            <w:r>
-              <w:rPr>
-                <w:i/>
-                <w:iCs/>
-                <w:color w:val="5F6F80"/>
-                <w:sz w:val="18"/>
-                <w:szCs w:val="18"/>
-              </w:rPr>
-              <w:t xml:space="preserve">A square pyramid has 4 lateral faces — one triangle for each side of the square base</w:t>
-            </w:r>
-          </w:p>
-        </w:tc>
-      </w:tr>
-    </w:tbl>
-    <w:tbl>
-      <w:tblPr>
-        <w:tblW w:type="pct" w:w="100%"/>
-        <w:tblBorders>
-          <w:top w:val="none" w:color="FFFFFF" w:sz="0"/>
-          <w:left w:val="none" w:color="FFFFFF" w:sz="0"/>
-          <w:bottom w:val="single" w:color="C7D2DD" w:sz="4"/>
-          <w:right w:val="none" w:color="FFFFFF" w:sz="0"/>
-          <w:insideH w:val="none" w:color="FFFFFF" w:sz="0"/>
-          <w:insideV w:val="none" w:color="FFFFFF" w:sz="0"/>
-        </w:tblBorders>
-      </w:tblPr>
-      <w:tblGrid>
-        <w:gridCol w:w="1800"/>
-        <w:gridCol w:w="7560"/>
-      </w:tblGrid>
-      <w:tr>
-        <w:trPr>
-          <w:cantSplit/>
-        </w:trPr>
-        <w:tc>
-          <w:tcPr>
-            <w:tcW w:type="dxa" w:w="1800"/>
-            <w:tcMar>
-              <w:top w:type="dxa" w:w="100"/>
-              <w:left w:type="dxa" w:w="40"/>
-              <w:bottom w:type="dxa" w:w="100"/>
-              <w:right w:type="dxa" w:w="120"/>
-            </w:tcMar>
-            <w:vAlign w:val="center"/>
-          </w:tcPr>
-          <w:p>
-            <w:pPr>
-              <w:spacing w:after="0"/>
               <w:jc w:val="center"/>
             </w:pPr>
             <w:r>
               <w:drawing>
                 <wp:inline distT="0" distB="0" distL="0" distR="0">
-                  <wp:extent cx="1047750" cy="790575"/>
+                  <wp:extent cx="876300" cy="657225"/>
                   <wp:effectExtent t="0" r="0" b="0" l="0"/>
                   <wp:docPr id="1" name="" descr="" title=""/>
                   <wp:cNvGraphicFramePr>
@@ -932,7 +1264,7 @@
                         <pic:spPr bwMode="auto">
                           <a:xfrm>
                             <a:off x="0" y="0"/>
-                            <a:ext cx="1047750" cy="790575"/>
+                            <a:ext cx="876300" cy="657225"/>
                           </a:xfrm>
                           <a:prstGeom prst="rect">
                             <a:avLst/>
@@ -945,32 +1277,108 @@
               </w:drawing>
             </w:r>
           </w:p>
-        </w:tc>
-        <w:tc>
-          <w:tcPr>
-            <w:tcW w:type="dxa" w:w="7560"/>
-            <w:tcMar>
-              <w:top w:type="dxa" w:w="100"/>
-              <w:left w:type="dxa" w:w="40"/>
-              <w:bottom w:type="dxa" w:w="100"/>
-              <w:right w:type="dxa" w:w="40"/>
-            </w:tcMar>
-            <w:vAlign w:val="center"/>
-          </w:tcPr>
-          <w:p>
-            <w:pPr>
-              <w:spacing w:after="50"/>
+          <w:p>
+            <w:pPr>
+              <w:spacing w:after="0"/>
+            </w:pPr>
+            <w:r>
+              <w:rPr>
+                <w:i/>
+                <w:iCs/>
+                <w:color w:val="5F6F80"/>
+                <w:sz w:val="18"/>
+                <w:szCs w:val="18"/>
+              </w:rPr>
+              <w:t xml:space="preserve">A square pyramid sits on a square base; base area = side × side</w:t>
+            </w:r>
+          </w:p>
+        </w:tc>
+      </w:tr>
+      <w:tr>
+        <w:trPr>
+          <w:cantSplit/>
+        </w:trPr>
+        <w:tc>
+          <w:tcPr>
+            <w:tcW w:type="dxa" w:w="1800"/>
+            <w:tcMar>
+              <w:top w:type="dxa" w:w="80"/>
+              <w:left w:type="dxa" w:w="100"/>
+              <w:bottom w:type="dxa" w:w="80"/>
+              <w:right w:type="dxa" w:w="100"/>
+            </w:tcMar>
+            <w:vAlign w:val="top"/>
+          </w:tcPr>
+          <w:p>
+            <w:pPr>
+              <w:spacing w:after="30"/>
             </w:pPr>
             <w:r>
               <w:rPr>
                 <w:b/>
                 <w:bCs/>
                 <w:color w:val="12355B"/>
-                <w:sz w:val="24"/>
-                <w:szCs w:val="24"/>
-              </w:rPr>
-              <w:t xml:space="preserve">Base</w:t>
-            </w:r>
+                <w:sz w:val="21"/>
+                <w:szCs w:val="21"/>
+              </w:rPr>
+              <w:t xml:space="preserve">Apex</w:t>
+            </w:r>
+          </w:p>
+          <w:p>
+            <w:pPr>
+              <w:spacing w:after="0"/>
+            </w:pPr>
+            <w:r>
+              <w:rPr>
+                <w:i/>
+                <w:iCs/>
+                <w:color w:val="5F6F80"/>
+                <w:sz w:val="18"/>
+                <w:szCs w:val="18"/>
+              </w:rPr>
+              <w:t xml:space="preserve">Ápice</w:t>
+            </w:r>
+          </w:p>
+        </w:tc>
+        <w:tc>
+          <w:tcPr>
+            <w:tcW w:type="dxa" w:w="3160"/>
+            <w:tcMar>
+              <w:top w:type="dxa" w:w="80"/>
+              <w:left w:type="dxa" w:w="100"/>
+              <w:bottom w:type="dxa" w:w="80"/>
+              <w:right w:type="dxa" w:w="100"/>
+            </w:tcMar>
+            <w:vAlign w:val="top"/>
+          </w:tcPr>
+          <w:p>
+            <w:pPr>
+              <w:spacing w:after="0"/>
+            </w:pPr>
+            <w:r>
+              <w:rPr>
+                <w:sz w:val="20"/>
+                <w:szCs w:val="20"/>
+              </w:rPr>
+              <w:t xml:space="preserve">The point at the top of a pyramid where the sides meet.</w:t>
+            </w:r>
+          </w:p>
+        </w:tc>
+        <w:tc>
+          <w:tcPr>
+            <w:tcW w:type="dxa" w:w="2200"/>
+            <w:tcMar>
+              <w:top w:type="dxa" w:w="80"/>
+              <w:left w:type="dxa" w:w="100"/>
+              <w:bottom w:type="dxa" w:w="80"/>
+              <w:right w:type="dxa" w:w="100"/>
+            </w:tcMar>
+            <w:vAlign w:val="top"/>
+          </w:tcPr>
+          <w:p>
+            <w:pPr>
+              <w:spacing w:after="40"/>
+            </w:pPr>
             <w:r>
               <w:rPr>
                 <w:i/>
@@ -979,89 +1387,41 @@
                 <w:sz w:val="19"/>
                 <w:szCs w:val="19"/>
               </w:rPr>
-              <w:t xml:space="preserve">   Base</w:t>
-            </w:r>
-          </w:p>
+              <w:t xml:space="preserve">Not Apex: write a counter-example that breaks the definition.</w:t>
+            </w:r>
+          </w:p>
+          <w:p>
+            <w:pPr>
+              <w:pBdr>
+                <w:bottom w:val="single" w:color="AFBECC" w:sz="6"/>
+              </w:pBdr>
+              <w:spacing w:after="30" w:before="150"/>
+            </w:pPr>
+            <w:r>
+              <w:t xml:space="preserve"/>
+            </w:r>
+          </w:p>
+        </w:tc>
+        <w:tc>
+          <w:tcPr>
+            <w:tcW w:type="dxa" w:w="2200"/>
+            <w:tcMar>
+              <w:top w:type="dxa" w:w="80"/>
+              <w:left w:type="dxa" w:w="100"/>
+              <w:bottom w:type="dxa" w:w="80"/>
+              <w:right w:type="dxa" w:w="100"/>
+            </w:tcMar>
+            <w:vAlign w:val="top"/>
+          </w:tcPr>
           <w:p>
             <w:pPr>
               <w:spacing w:after="40"/>
-            </w:pPr>
-            <w:r>
-              <w:rPr>
-                <w:sz w:val="21"/>
-                <w:szCs w:val="21"/>
-              </w:rPr>
-              <w:t xml:space="preserve">The flat bottom of a pyramid.</w:t>
-            </w:r>
-          </w:p>
-          <w:p>
-            <w:pPr>
-              <w:spacing w:after="0"/>
-            </w:pPr>
-            <w:r>
-              <w:rPr>
-                <w:b/>
-                <w:bCs/>
-                <w:color w:val="1FA6A2"/>
-                <w:sz w:val="18"/>
-                <w:szCs w:val="18"/>
-              </w:rPr>
-              <w:t xml:space="preserve">Example:  </w:t>
-            </w:r>
-            <w:r>
-              <w:rPr>
-                <w:i/>
-                <w:iCs/>
-                <w:color w:val="5F6F80"/>
-                <w:sz w:val="18"/>
-                <w:szCs w:val="18"/>
-              </w:rPr>
-              <w:t xml:space="preserve">A square pyramid sits on a square base; base area = side × side</w:t>
-            </w:r>
-          </w:p>
-        </w:tc>
-      </w:tr>
-    </w:tbl>
-    <w:tbl>
-      <w:tblPr>
-        <w:tblW w:type="pct" w:w="100%"/>
-        <w:tblBorders>
-          <w:top w:val="none" w:color="FFFFFF" w:sz="0"/>
-          <w:left w:val="none" w:color="FFFFFF" w:sz="0"/>
-          <w:bottom w:val="single" w:color="C7D2DD" w:sz="4"/>
-          <w:right w:val="none" w:color="FFFFFF" w:sz="0"/>
-          <w:insideH w:val="none" w:color="FFFFFF" w:sz="0"/>
-          <w:insideV w:val="none" w:color="FFFFFF" w:sz="0"/>
-        </w:tblBorders>
-      </w:tblPr>
-      <w:tblGrid>
-        <w:gridCol w:w="1800"/>
-        <w:gridCol w:w="7560"/>
-      </w:tblGrid>
-      <w:tr>
-        <w:trPr>
-          <w:cantSplit/>
-        </w:trPr>
-        <w:tc>
-          <w:tcPr>
-            <w:tcW w:type="dxa" w:w="1800"/>
-            <w:tcMar>
-              <w:top w:type="dxa" w:w="100"/>
-              <w:left w:type="dxa" w:w="40"/>
-              <w:bottom w:type="dxa" w:w="100"/>
-              <w:right w:type="dxa" w:w="120"/>
-            </w:tcMar>
-            <w:vAlign w:val="center"/>
-          </w:tcPr>
-          <w:p>
-            <w:pPr>
-              <w:spacing w:after="0"/>
               <w:jc w:val="center"/>
             </w:pPr>
             <w:r>
               <w:drawing>
                 <wp:inline distT="0" distB="0" distL="0" distR="0">
-                  <wp:extent cx="1047750" cy="790575"/>
+                  <wp:extent cx="876300" cy="657225"/>
                   <wp:effectExtent t="0" r="0" b="0" l="0"/>
                   <wp:docPr id="1" name="" descr="" title=""/>
                   <wp:cNvGraphicFramePr>
@@ -1086,7 +1446,7 @@
                         <pic:spPr bwMode="auto">
                           <a:xfrm>
                             <a:off x="0" y="0"/>
-                            <a:ext cx="1047750" cy="790575"/>
+                            <a:ext cx="876300" cy="657225"/>
                           </a:xfrm>
                           <a:prstGeom prst="rect">
                             <a:avLst/>
@@ -1099,32 +1459,108 @@
               </w:drawing>
             </w:r>
           </w:p>
-        </w:tc>
-        <w:tc>
-          <w:tcPr>
-            <w:tcW w:type="dxa" w:w="7560"/>
-            <w:tcMar>
-              <w:top w:type="dxa" w:w="100"/>
-              <w:left w:type="dxa" w:w="40"/>
-              <w:bottom w:type="dxa" w:w="100"/>
-              <w:right w:type="dxa" w:w="40"/>
-            </w:tcMar>
-            <w:vAlign w:val="center"/>
-          </w:tcPr>
-          <w:p>
-            <w:pPr>
-              <w:spacing w:after="50"/>
+          <w:p>
+            <w:pPr>
+              <w:spacing w:after="0"/>
+            </w:pPr>
+            <w:r>
+              <w:rPr>
+                <w:i/>
+                <w:iCs/>
+                <w:color w:val="5F6F80"/>
+                <w:sz w:val="18"/>
+                <w:szCs w:val="18"/>
+              </w:rPr>
+              <w:t xml:space="preserve">The pointy top of a pyramid — all the slanted edges connect here</w:t>
+            </w:r>
+          </w:p>
+        </w:tc>
+      </w:tr>
+      <w:tr>
+        <w:trPr>
+          <w:cantSplit/>
+        </w:trPr>
+        <w:tc>
+          <w:tcPr>
+            <w:tcW w:type="dxa" w:w="1800"/>
+            <w:tcMar>
+              <w:top w:type="dxa" w:w="80"/>
+              <w:left w:type="dxa" w:w="100"/>
+              <w:bottom w:type="dxa" w:w="80"/>
+              <w:right w:type="dxa" w:w="100"/>
+            </w:tcMar>
+            <w:vAlign w:val="top"/>
+          </w:tcPr>
+          <w:p>
+            <w:pPr>
+              <w:spacing w:after="30"/>
             </w:pPr>
             <w:r>
               <w:rPr>
                 <w:b/>
                 <w:bCs/>
                 <w:color w:val="12355B"/>
-                <w:sz w:val="24"/>
-                <w:szCs w:val="24"/>
-              </w:rPr>
-              <w:t xml:space="preserve">Apex</w:t>
-            </w:r>
+                <w:sz w:val="21"/>
+                <w:szCs w:val="21"/>
+              </w:rPr>
+              <w:t xml:space="preserve">Lateral area</w:t>
+            </w:r>
+          </w:p>
+          <w:p>
+            <w:pPr>
+              <w:spacing w:after="0"/>
+            </w:pPr>
+            <w:r>
+              <w:rPr>
+                <w:i/>
+                <w:iCs/>
+                <w:color w:val="5F6F80"/>
+                <w:sz w:val="18"/>
+                <w:szCs w:val="18"/>
+              </w:rPr>
+              <w:t xml:space="preserve">Área lateral</w:t>
+            </w:r>
+          </w:p>
+        </w:tc>
+        <w:tc>
+          <w:tcPr>
+            <w:tcW w:type="dxa" w:w="3160"/>
+            <w:tcMar>
+              <w:top w:type="dxa" w:w="80"/>
+              <w:left w:type="dxa" w:w="100"/>
+              <w:bottom w:type="dxa" w:w="80"/>
+              <w:right w:type="dxa" w:w="100"/>
+            </w:tcMar>
+            <w:vAlign w:val="top"/>
+          </w:tcPr>
+          <w:p>
+            <w:pPr>
+              <w:spacing w:after="0"/>
+            </w:pPr>
+            <w:r>
+              <w:rPr>
+                <w:sz w:val="20"/>
+                <w:szCs w:val="20"/>
+              </w:rPr>
+              <w:t xml:space="preserve">The total area of just the side triangles, not the bottom.</w:t>
+            </w:r>
+          </w:p>
+        </w:tc>
+        <w:tc>
+          <w:tcPr>
+            <w:tcW w:type="dxa" w:w="2200"/>
+            <w:tcMar>
+              <w:top w:type="dxa" w:w="80"/>
+              <w:left w:type="dxa" w:w="100"/>
+              <w:bottom w:type="dxa" w:w="80"/>
+              <w:right w:type="dxa" w:w="100"/>
+            </w:tcMar>
+            <w:vAlign w:val="top"/>
+          </w:tcPr>
+          <w:p>
+            <w:pPr>
+              <w:spacing w:after="40"/>
+            </w:pPr>
             <w:r>
               <w:rPr>
                 <w:i/>
@@ -1133,89 +1569,41 @@
                 <w:sz w:val="19"/>
                 <w:szCs w:val="19"/>
               </w:rPr>
-              <w:t xml:space="preserve">   Ápice</w:t>
-            </w:r>
-          </w:p>
+              <w:t xml:space="preserve">Not Lateral area: write a counter-example that breaks the definition.</w:t>
+            </w:r>
+          </w:p>
+          <w:p>
+            <w:pPr>
+              <w:pBdr>
+                <w:bottom w:val="single" w:color="AFBECC" w:sz="6"/>
+              </w:pBdr>
+              <w:spacing w:after="30" w:before="150"/>
+            </w:pPr>
+            <w:r>
+              <w:t xml:space="preserve"/>
+            </w:r>
+          </w:p>
+        </w:tc>
+        <w:tc>
+          <w:tcPr>
+            <w:tcW w:type="dxa" w:w="2200"/>
+            <w:tcMar>
+              <w:top w:type="dxa" w:w="80"/>
+              <w:left w:type="dxa" w:w="100"/>
+              <w:bottom w:type="dxa" w:w="80"/>
+              <w:right w:type="dxa" w:w="100"/>
+            </w:tcMar>
+            <w:vAlign w:val="top"/>
+          </w:tcPr>
           <w:p>
             <w:pPr>
               <w:spacing w:after="40"/>
-            </w:pPr>
-            <w:r>
-              <w:rPr>
-                <w:sz w:val="21"/>
-                <w:szCs w:val="21"/>
-              </w:rPr>
-              <w:t xml:space="preserve">The point at the top of a pyramid where the sides meet.</w:t>
-            </w:r>
-          </w:p>
-          <w:p>
-            <w:pPr>
-              <w:spacing w:after="0"/>
-            </w:pPr>
-            <w:r>
-              <w:rPr>
-                <w:b/>
-                <w:bCs/>
-                <w:color w:val="1FA6A2"/>
-                <w:sz w:val="18"/>
-                <w:szCs w:val="18"/>
-              </w:rPr>
-              <w:t xml:space="preserve">Example:  </w:t>
-            </w:r>
-            <w:r>
-              <w:rPr>
-                <w:i/>
-                <w:iCs/>
-                <w:color w:val="5F6F80"/>
-                <w:sz w:val="18"/>
-                <w:szCs w:val="18"/>
-              </w:rPr>
-              <w:t xml:space="preserve">The pointy top of a pyramid — all the slanted edges connect here</w:t>
-            </w:r>
-          </w:p>
-        </w:tc>
-      </w:tr>
-    </w:tbl>
-    <w:tbl>
-      <w:tblPr>
-        <w:tblW w:type="pct" w:w="100%"/>
-        <w:tblBorders>
-          <w:top w:val="none" w:color="FFFFFF" w:sz="0"/>
-          <w:left w:val="none" w:color="FFFFFF" w:sz="0"/>
-          <w:bottom w:val="single" w:color="C7D2DD" w:sz="4"/>
-          <w:right w:val="none" w:color="FFFFFF" w:sz="0"/>
-          <w:insideH w:val="none" w:color="FFFFFF" w:sz="0"/>
-          <w:insideV w:val="none" w:color="FFFFFF" w:sz="0"/>
-        </w:tblBorders>
-      </w:tblPr>
-      <w:tblGrid>
-        <w:gridCol w:w="1800"/>
-        <w:gridCol w:w="7560"/>
-      </w:tblGrid>
-      <w:tr>
-        <w:trPr>
-          <w:cantSplit/>
-        </w:trPr>
-        <w:tc>
-          <w:tcPr>
-            <w:tcW w:type="dxa" w:w="1800"/>
-            <w:tcMar>
-              <w:top w:type="dxa" w:w="100"/>
-              <w:left w:type="dxa" w:w="40"/>
-              <w:bottom w:type="dxa" w:w="100"/>
-              <w:right w:type="dxa" w:w="120"/>
-            </w:tcMar>
-            <w:vAlign w:val="center"/>
-          </w:tcPr>
-          <w:p>
-            <w:pPr>
-              <w:spacing w:after="0"/>
               <w:jc w:val="center"/>
             </w:pPr>
             <w:r>
               <w:drawing>
                 <wp:inline distT="0" distB="0" distL="0" distR="0">
-                  <wp:extent cx="1047750" cy="790575"/>
+                  <wp:extent cx="876300" cy="657225"/>
                   <wp:effectExtent t="0" r="0" b="0" l="0"/>
                   <wp:docPr id="1" name="" descr="" title=""/>
                   <wp:cNvGraphicFramePr>
@@ -1240,7 +1628,7 @@
                         <pic:spPr bwMode="auto">
                           <a:xfrm>
                             <a:off x="0" y="0"/>
-                            <a:ext cx="1047750" cy="790575"/>
+                            <a:ext cx="876300" cy="657225"/>
                           </a:xfrm>
                           <a:prstGeom prst="rect">
                             <a:avLst/>
@@ -1253,32 +1641,108 @@
               </w:drawing>
             </w:r>
           </w:p>
-        </w:tc>
-        <w:tc>
-          <w:tcPr>
-            <w:tcW w:type="dxa" w:w="7560"/>
-            <w:tcMar>
-              <w:top w:type="dxa" w:w="100"/>
-              <w:left w:type="dxa" w:w="40"/>
-              <w:bottom w:type="dxa" w:w="100"/>
-              <w:right w:type="dxa" w:w="40"/>
-            </w:tcMar>
-            <w:vAlign w:val="center"/>
-          </w:tcPr>
-          <w:p>
-            <w:pPr>
-              <w:spacing w:after="50"/>
+          <w:p>
+            <w:pPr>
+              <w:spacing w:after="0"/>
+            </w:pPr>
+            <w:r>
+              <w:rPr>
+                <w:i/>
+                <w:iCs/>
+                <w:color w:val="5F6F80"/>
+                <w:sz w:val="18"/>
+                <w:szCs w:val="18"/>
+              </w:rPr>
+              <w:t xml:space="preserve">For a square pyramid: lateral area = 4 × (½ × base edge × slant height)</w:t>
+            </w:r>
+          </w:p>
+        </w:tc>
+      </w:tr>
+      <w:tr>
+        <w:trPr>
+          <w:cantSplit/>
+        </w:trPr>
+        <w:tc>
+          <w:tcPr>
+            <w:tcW w:type="dxa" w:w="1800"/>
+            <w:tcMar>
+              <w:top w:type="dxa" w:w="80"/>
+              <w:left w:type="dxa" w:w="100"/>
+              <w:bottom w:type="dxa" w:w="80"/>
+              <w:right w:type="dxa" w:w="100"/>
+            </w:tcMar>
+            <w:vAlign w:val="top"/>
+          </w:tcPr>
+          <w:p>
+            <w:pPr>
+              <w:spacing w:after="30"/>
             </w:pPr>
             <w:r>
               <w:rPr>
                 <w:b/>
                 <w:bCs/>
                 <w:color w:val="12355B"/>
-                <w:sz w:val="24"/>
-                <w:szCs w:val="24"/>
-              </w:rPr>
-              <w:t xml:space="preserve">Lateral area</w:t>
-            </w:r>
+                <w:sz w:val="21"/>
+                <w:szCs w:val="21"/>
+              </w:rPr>
+              <w:t xml:space="preserve">Surface area</w:t>
+            </w:r>
+          </w:p>
+          <w:p>
+            <w:pPr>
+              <w:spacing w:after="0"/>
+            </w:pPr>
+            <w:r>
+              <w:rPr>
+                <w:i/>
+                <w:iCs/>
+                <w:color w:val="5F6F80"/>
+                <w:sz w:val="18"/>
+                <w:szCs w:val="18"/>
+              </w:rPr>
+              <w:t xml:space="preserve">Área superficial</w:t>
+            </w:r>
+          </w:p>
+        </w:tc>
+        <w:tc>
+          <w:tcPr>
+            <w:tcW w:type="dxa" w:w="3160"/>
+            <w:tcMar>
+              <w:top w:type="dxa" w:w="80"/>
+              <w:left w:type="dxa" w:w="100"/>
+              <w:bottom w:type="dxa" w:w="80"/>
+              <w:right w:type="dxa" w:w="100"/>
+            </w:tcMar>
+            <w:vAlign w:val="top"/>
+          </w:tcPr>
+          <w:p>
+            <w:pPr>
+              <w:spacing w:after="0"/>
+            </w:pPr>
+            <w:r>
+              <w:rPr>
+                <w:sz w:val="20"/>
+                <w:szCs w:val="20"/>
+              </w:rPr>
+              <w:t xml:space="preserve">The total area of every face of a solid, base included.</w:t>
+            </w:r>
+          </w:p>
+        </w:tc>
+        <w:tc>
+          <w:tcPr>
+            <w:tcW w:type="dxa" w:w="2200"/>
+            <w:tcMar>
+              <w:top w:type="dxa" w:w="80"/>
+              <w:left w:type="dxa" w:w="100"/>
+              <w:bottom w:type="dxa" w:w="80"/>
+              <w:right w:type="dxa" w:w="100"/>
+            </w:tcMar>
+            <w:vAlign w:val="top"/>
+          </w:tcPr>
+          <w:p>
+            <w:pPr>
+              <w:spacing w:after="40"/>
+            </w:pPr>
             <w:r>
               <w:rPr>
                 <w:i/>
@@ -1287,89 +1751,41 @@
                 <w:sz w:val="19"/>
                 <w:szCs w:val="19"/>
               </w:rPr>
-              <w:t xml:space="preserve">   Área lateral</w:t>
-            </w:r>
-          </w:p>
+              <w:t xml:space="preserve">Not Surface area: write a counter-example that breaks the definition.</w:t>
+            </w:r>
+          </w:p>
+          <w:p>
+            <w:pPr>
+              <w:pBdr>
+                <w:bottom w:val="single" w:color="AFBECC" w:sz="6"/>
+              </w:pBdr>
+              <w:spacing w:after="30" w:before="150"/>
+            </w:pPr>
+            <w:r>
+              <w:t xml:space="preserve"/>
+            </w:r>
+          </w:p>
+        </w:tc>
+        <w:tc>
+          <w:tcPr>
+            <w:tcW w:type="dxa" w:w="2200"/>
+            <w:tcMar>
+              <w:top w:type="dxa" w:w="80"/>
+              <w:left w:type="dxa" w:w="100"/>
+              <w:bottom w:type="dxa" w:w="80"/>
+              <w:right w:type="dxa" w:w="100"/>
+            </w:tcMar>
+            <w:vAlign w:val="top"/>
+          </w:tcPr>
           <w:p>
             <w:pPr>
               <w:spacing w:after="40"/>
-            </w:pPr>
-            <w:r>
-              <w:rPr>
-                <w:sz w:val="21"/>
-                <w:szCs w:val="21"/>
-              </w:rPr>
-              <w:t xml:space="preserve">The total area of just the side triangles, not the bottom.</w:t>
-            </w:r>
-          </w:p>
-          <w:p>
-            <w:pPr>
-              <w:spacing w:after="0"/>
-            </w:pPr>
-            <w:r>
-              <w:rPr>
-                <w:b/>
-                <w:bCs/>
-                <w:color w:val="1FA6A2"/>
-                <w:sz w:val="18"/>
-                <w:szCs w:val="18"/>
-              </w:rPr>
-              <w:t xml:space="preserve">Example:  </w:t>
-            </w:r>
-            <w:r>
-              <w:rPr>
-                <w:i/>
-                <w:iCs/>
-                <w:color w:val="5F6F80"/>
-                <w:sz w:val="18"/>
-                <w:szCs w:val="18"/>
-              </w:rPr>
-              <w:t xml:space="preserve">For a square pyramid: lateral area = 4 × (½ × base edge × slant height)</w:t>
-            </w:r>
-          </w:p>
-        </w:tc>
-      </w:tr>
-    </w:tbl>
-    <w:tbl>
-      <w:tblPr>
-        <w:tblW w:type="pct" w:w="100%"/>
-        <w:tblBorders>
-          <w:top w:val="none" w:color="FFFFFF" w:sz="0"/>
-          <w:left w:val="none" w:color="FFFFFF" w:sz="0"/>
-          <w:bottom w:val="single" w:color="C7D2DD" w:sz="4"/>
-          <w:right w:val="none" w:color="FFFFFF" w:sz="0"/>
-          <w:insideH w:val="none" w:color="FFFFFF" w:sz="0"/>
-          <w:insideV w:val="none" w:color="FFFFFF" w:sz="0"/>
-        </w:tblBorders>
-      </w:tblPr>
-      <w:tblGrid>
-        <w:gridCol w:w="1800"/>
-        <w:gridCol w:w="7560"/>
-      </w:tblGrid>
-      <w:tr>
-        <w:trPr>
-          <w:cantSplit/>
-        </w:trPr>
-        <w:tc>
-          <w:tcPr>
-            <w:tcW w:type="dxa" w:w="1800"/>
-            <w:tcMar>
-              <w:top w:type="dxa" w:w="100"/>
-              <w:left w:type="dxa" w:w="40"/>
-              <w:bottom w:type="dxa" w:w="100"/>
-              <w:right w:type="dxa" w:w="120"/>
-            </w:tcMar>
-            <w:vAlign w:val="center"/>
-          </w:tcPr>
-          <w:p>
-            <w:pPr>
-              <w:spacing w:after="0"/>
               <w:jc w:val="center"/>
             </w:pPr>
             <w:r>
               <w:drawing>
                 <wp:inline distT="0" distB="0" distL="0" distR="0">
-                  <wp:extent cx="1047750" cy="790575"/>
+                  <wp:extent cx="876300" cy="657225"/>
                   <wp:effectExtent t="0" r="0" b="0" l="0"/>
                   <wp:docPr id="1" name="" descr="" title=""/>
                   <wp:cNvGraphicFramePr>
@@ -1394,7 +1810,7 @@
                         <pic:spPr bwMode="auto">
                           <a:xfrm>
                             <a:off x="0" y="0"/>
-                            <a:ext cx="1047750" cy="790575"/>
+                            <a:ext cx="876300" cy="657225"/>
                           </a:xfrm>
                           <a:prstGeom prst="rect">
                             <a:avLst/>
@@ -1407,69 +1823,10 @@
               </w:drawing>
             </w:r>
           </w:p>
-        </w:tc>
-        <w:tc>
-          <w:tcPr>
-            <w:tcW w:type="dxa" w:w="7560"/>
-            <w:tcMar>
-              <w:top w:type="dxa" w:w="100"/>
-              <w:left w:type="dxa" w:w="40"/>
-              <w:bottom w:type="dxa" w:w="100"/>
-              <w:right w:type="dxa" w:w="40"/>
-            </w:tcMar>
-            <w:vAlign w:val="center"/>
-          </w:tcPr>
-          <w:p>
-            <w:pPr>
-              <w:spacing w:after="50"/>
-            </w:pPr>
-            <w:r>
-              <w:rPr>
-                <w:b/>
-                <w:bCs/>
-                <w:color w:val="12355B"/>
-                <w:sz w:val="24"/>
-                <w:szCs w:val="24"/>
-              </w:rPr>
-              <w:t xml:space="preserve">Surface area</w:t>
-            </w:r>
-            <w:r>
-              <w:rPr>
-                <w:i/>
-                <w:iCs/>
-                <w:color w:val="5F6F80"/>
-                <w:sz w:val="19"/>
-                <w:szCs w:val="19"/>
-              </w:rPr>
-              <w:t xml:space="preserve">   Área superficial</w:t>
-            </w:r>
-          </w:p>
-          <w:p>
-            <w:pPr>
-              <w:spacing w:after="40"/>
-            </w:pPr>
-            <w:r>
-              <w:rPr>
-                <w:sz w:val="21"/>
-                <w:szCs w:val="21"/>
-              </w:rPr>
-              <w:t xml:space="preserve">The total area of every face of a solid, base included.</w:t>
-            </w:r>
-          </w:p>
           <w:p>
             <w:pPr>
               <w:spacing w:after="0"/>
             </w:pPr>
-            <w:r>
-              <w:rPr>
-                <w:b/>
-                <w:bCs/>
-                <w:color w:val="1FA6A2"/>
-                <w:sz w:val="18"/>
-                <w:szCs w:val="18"/>
-              </w:rPr>
-              <w:t xml:space="preserve">Example:  </w:t>
-            </w:r>
             <w:r>
               <w:rPr>
                 <w:i/>
@@ -2796,7 +3153,7 @@
                 <w:sz w:val="21"/>
                 <w:szCs w:val="21"/>
               </w:rPr>
-              <w:t xml:space="preserve">Your class is building a pyramid-shaped display to showcase the time capsule at the school entrance. The pyramid will be covered in gold leaf to make it shine. To figure out how much gold leaf you need, you must calculate the total surface area — the base plus all the triangular faces!</w:t>
+              <w:t xml:space="preserve">Your class is building a pyramid-shaped display to showcase the time capsule at the school entrance. The pyramid will be covered in gold leaf to make it shine. To figure out how much gold leaf you need, you must calculate the total surface area — the base plus all the triangular faces! The pyramid has a square base that is 10 inches on each side, and each triangular face has a slant height of 12 inches.</w:t>
             </w:r>
           </w:p>
         </w:tc>
@@ -3981,7 +4338,7 @@
           <w:sz w:val="19"/>
           <w:szCs w:val="19"/>
         </w:rPr>
-        <w:t xml:space="preserve">   You Do — show your work</w:t>
+        <w:t xml:space="preserve">   You Do — show your work and reasoning</w:t>
       </w:r>
     </w:p>
     <w:p>
@@ -3996,7 +4353,7 @@
           <w:sz w:val="19"/>
           <w:szCs w:val="19"/>
         </w:rPr>
-        <w:t xml:space="preserve">Solve each problem. Show your thinking in the work box.</w:t>
+        <w:t xml:space="preserve">Solve each problem in the middle column and explain your reasoning using the sentence starters on the right.</w:t>
       </w:r>
     </w:p>
     <w:p>
@@ -4025,120 +4382,219 @@
         <w:t xml:space="preserve">   extra scaffolding</w:t>
       </w:r>
     </w:p>
-    <w:p>
-      <w:pPr>
-        <w:keepNext/>
-        <w:spacing w:after="60" w:before="160"/>
-      </w:pPr>
-      <w:r>
-        <w:rPr>
-          <w:b/>
-          <w:bCs/>
-          <w:color w:val="12355B"/>
-          <w:sz w:val="22"/>
-          <w:szCs w:val="22"/>
-        </w:rPr>
-        <w:t xml:space="preserve">1.  </w:t>
-      </w:r>
-      <w:r>
-        <w:rPr>
-          <w:b/>
-          <w:bCs/>
-          <w:sz w:val="21"/>
-          <w:szCs w:val="21"/>
-        </w:rPr>
-        <w:t xml:space="preserve">What is the area of one triangular face with base 8 in and slant height 6 in?</w:t>
-      </w:r>
-    </w:p>
-    <w:p>
-      <w:pPr>
-        <w:spacing w:after="40"/>
-        <w:ind w:left="420"/>
-      </w:pPr>
-      <w:r>
-        <w:rPr>
-          <w:sz w:val="20"/>
-          <w:szCs w:val="20"/>
-        </w:rPr>
-        <w:t xml:space="preserve">A)  14 in²</w:t>
-      </w:r>
-    </w:p>
-    <w:p>
-      <w:pPr>
-        <w:spacing w:after="40"/>
-        <w:ind w:left="420"/>
-      </w:pPr>
-      <w:r>
-        <w:rPr>
-          <w:sz w:val="20"/>
-          <w:szCs w:val="20"/>
-        </w:rPr>
-        <w:t xml:space="preserve">B)  24 in²</w:t>
-      </w:r>
-    </w:p>
-    <w:p>
-      <w:pPr>
-        <w:spacing w:after="40"/>
-        <w:ind w:left="420"/>
-      </w:pPr>
-      <w:r>
-        <w:rPr>
-          <w:sz w:val="20"/>
-          <w:szCs w:val="20"/>
-        </w:rPr>
-        <w:t xml:space="preserve">C)  24 in³</w:t>
-      </w:r>
-    </w:p>
-    <w:p>
-      <w:pPr>
-        <w:spacing w:after="40"/>
-        <w:ind w:left="420"/>
-      </w:pPr>
-      <w:r>
-        <w:rPr>
-          <w:sz w:val="20"/>
-          <w:szCs w:val="20"/>
-        </w:rPr>
-        <w:t xml:space="preserve">D)  48 in²</w:t>
-      </w:r>
-    </w:p>
-    <w:p>
-      <w:pPr>
-        <w:spacing w:after="20"/>
-      </w:pPr>
-      <w:r>
-        <w:t xml:space="preserve"/>
-      </w:r>
-    </w:p>
     <w:tbl>
       <w:tblPr>
-        <w:tblW w:type="pct" w:w="100%"/>
+        <w:tblW w:type="dxa" w:w="9360"/>
         <w:tblBorders>
           <w:top w:val="single" w:color="C7D2DD" w:sz="6"/>
           <w:left w:val="single" w:color="C7D2DD" w:sz="6"/>
           <w:bottom w:val="single" w:color="C7D2DD" w:sz="6"/>
           <w:right w:val="single" w:color="C7D2DD" w:sz="6"/>
-          <w:insideH w:val="single" w:color="auto" w:sz="4"/>
-          <w:insideV w:val="single" w:color="auto" w:sz="4"/>
+          <w:insideH w:val="single" w:color="C7D2DD" w:sz="6"/>
+          <w:insideV w:val="single" w:color="C7D2DD" w:sz="6"/>
         </w:tblBorders>
       </w:tblPr>
       <w:tblGrid>
-        <w:gridCol w:w="100"/>
+        <w:gridCol w:w="2800"/>
+        <w:gridCol w:w="3560"/>
+        <w:gridCol w:w="3000"/>
       </w:tblGrid>
       <w:tr>
-        <w:tc>
-          <w:tcPr>
+        <w:trPr>
+          <w:cantSplit/>
+          <w:tblHeader/>
+        </w:trPr>
+        <w:tc>
+          <w:tcPr>
+            <w:tcW w:type="dxa" w:w="2800"/>
+            <w:shd w:fill="EEF4F8" w:color="auto" w:val="clear"/>
+            <w:tcMar>
+              <w:top w:type="dxa" w:w="60"/>
+              <w:left w:type="dxa" w:w="100"/>
+              <w:bottom w:type="dxa" w:w="60"/>
+              <w:right w:type="dxa" w:w="100"/>
+            </w:tcMar>
+          </w:tcPr>
+          <w:p>
+            <w:pPr>
+              <w:spacing w:after="0"/>
+            </w:pPr>
+            <w:r>
+              <w:rPr>
+                <w:b/>
+                <w:bCs/>
+                <w:color w:val="12355B"/>
+                <w:sz w:val="16"/>
+                <w:szCs w:val="16"/>
+              </w:rPr>
+              <w:t xml:space="preserve">CORE PROBLEM / GIVEN REPRESENTATION</w:t>
+            </w:r>
+          </w:p>
+        </w:tc>
+        <w:tc>
+          <w:tcPr>
+            <w:tcW w:type="dxa" w:w="3560"/>
+            <w:shd w:fill="EEF4F8" w:color="auto" w:val="clear"/>
+            <w:tcMar>
+              <w:top w:type="dxa" w:w="60"/>
+              <w:left w:type="dxa" w:w="100"/>
+              <w:bottom w:type="dxa" w:w="60"/>
+              <w:right w:type="dxa" w:w="100"/>
+            </w:tcMar>
+          </w:tcPr>
+          <w:p>
+            <w:pPr>
+              <w:spacing w:after="0"/>
+            </w:pPr>
+            <w:r>
+              <w:rPr>
+                <w:b/>
+                <w:bCs/>
+                <w:color w:val="12355B"/>
+                <w:sz w:val="16"/>
+                <w:szCs w:val="16"/>
+              </w:rPr>
+              <w:t xml:space="preserve">WORKING SPACE / CALCULATION STEPS</w:t>
+            </w:r>
+          </w:p>
+        </w:tc>
+        <w:tc>
+          <w:tcPr>
+            <w:tcW w:type="dxa" w:w="3000"/>
             <w:shd w:fill="FBF3E2" w:color="auto" w:val="clear"/>
             <w:tcMar>
               <w:top w:type="dxa" w:w="60"/>
-              <w:left w:type="dxa" w:w="120"/>
+              <w:left w:type="dxa" w:w="100"/>
               <w:bottom w:type="dxa" w:w="60"/>
-              <w:right w:type="dxa" w:w="120"/>
-            </w:tcMar>
-          </w:tcPr>
-          <w:p>
-            <w:pPr>
-              <w:spacing w:after="0" w:line="320"/>
+              <w:right w:type="dxa" w:w="100"/>
+            </w:tcMar>
+          </w:tcPr>
+          <w:p>
+            <w:pPr>
+              <w:spacing w:after="0"/>
+            </w:pPr>
+            <w:r>
+              <w:rPr>
+                <w:b/>
+                <w:bCs/>
+                <w:color w:val="B97A12"/>
+                <w:sz w:val="16"/>
+                <w:szCs w:val="16"/>
+              </w:rPr>
+              <w:t xml:space="preserve">EXPLAIN YOUR REASONING</w:t>
+            </w:r>
+          </w:p>
+        </w:tc>
+      </w:tr>
+      <w:tr>
+        <w:trPr>
+          <w:cantSplit/>
+        </w:trPr>
+        <w:tc>
+          <w:tcPr>
+            <w:tcW w:type="dxa" w:w="2800"/>
+            <w:tcMar>
+              <w:top w:type="dxa" w:w="80"/>
+              <w:left w:type="dxa" w:w="100"/>
+              <w:bottom w:type="dxa" w:w="80"/>
+              <w:right w:type="dxa" w:w="100"/>
+            </w:tcMar>
+            <w:vAlign w:val="top"/>
+          </w:tcPr>
+          <w:p>
+            <w:pPr>
+              <w:spacing w:after="60"/>
+            </w:pPr>
+            <w:r>
+              <w:rPr>
+                <w:b/>
+                <w:bCs/>
+                <w:color w:val="12355B"/>
+                <w:sz w:val="21"/>
+                <w:szCs w:val="21"/>
+              </w:rPr>
+              <w:t xml:space="preserve">1.  </w:t>
+            </w:r>
+            <w:r>
+              <w:rPr>
+                <w:b/>
+                <w:bCs/>
+                <w:sz w:val="20"/>
+                <w:szCs w:val="20"/>
+              </w:rPr>
+              <w:t xml:space="preserve">What is the area of one triangular face with base 8 in and slant height 6 in?</w:t>
+            </w:r>
+          </w:p>
+          <w:p>
+            <w:pPr>
+              <w:spacing w:after="30"/>
+              <w:ind w:left="180"/>
+            </w:pPr>
+            <w:r>
+              <w:rPr>
+                <w:sz w:val="19"/>
+                <w:szCs w:val="19"/>
+              </w:rPr>
+              <w:t xml:space="preserve">A)  14 in²</w:t>
+            </w:r>
+          </w:p>
+          <w:p>
+            <w:pPr>
+              <w:spacing w:after="30"/>
+              <w:ind w:left="180"/>
+            </w:pPr>
+            <w:r>
+              <w:rPr>
+                <w:sz w:val="19"/>
+                <w:szCs w:val="19"/>
+              </w:rPr>
+              <w:t xml:space="preserve">B)  24 in²</w:t>
+            </w:r>
+          </w:p>
+          <w:p>
+            <w:pPr>
+              <w:spacing w:after="30"/>
+              <w:ind w:left="180"/>
+            </w:pPr>
+            <w:r>
+              <w:rPr>
+                <w:sz w:val="19"/>
+                <w:szCs w:val="19"/>
+              </w:rPr>
+              <w:t xml:space="preserve">C)  24 in³</w:t>
+            </w:r>
+          </w:p>
+          <w:p>
+            <w:pPr>
+              <w:spacing w:after="30"/>
+              <w:ind w:left="180"/>
+            </w:pPr>
+            <w:r>
+              <w:rPr>
+                <w:sz w:val="19"/>
+                <w:szCs w:val="19"/>
+              </w:rPr>
+              <w:t xml:space="preserve">D)  48 in²</w:t>
+            </w:r>
+          </w:p>
+        </w:tc>
+        <w:tc>
+          <w:tcPr>
+            <w:tcW w:type="dxa" w:w="3560"/>
+            <w:tcMar>
+              <w:top w:type="dxa" w:w="80"/>
+              <w:left w:type="dxa" w:w="100"/>
+              <w:bottom w:type="dxa" w:w="80"/>
+              <w:right w:type="dxa" w:w="100"/>
+            </w:tcMar>
+            <w:vAlign w:val="top"/>
+          </w:tcPr>
+          <w:p>
+            <w:pPr>
+              <w:pBdr>
+                <w:bottom w:val="single" w:color="AFBECC" w:sz="6"/>
+              </w:pBdr>
+              <w:spacing w:after="30" w:before="150"/>
             </w:pPr>
             <w:r>
               <w:t xml:space="preserve"/>
@@ -4146,7 +4602,147 @@
           </w:p>
           <w:p>
             <w:pPr>
-              <w:spacing w:after="0" w:line="320"/>
+              <w:pBdr>
+                <w:bottom w:val="single" w:color="AFBECC" w:sz="6"/>
+              </w:pBdr>
+              <w:spacing w:after="30" w:before="150"/>
+            </w:pPr>
+            <w:r>
+              <w:t xml:space="preserve"/>
+            </w:r>
+          </w:p>
+          <w:p>
+            <w:pPr>
+              <w:pBdr>
+                <w:bottom w:val="single" w:color="AFBECC" w:sz="6"/>
+              </w:pBdr>
+              <w:spacing w:after="30" w:before="150"/>
+            </w:pPr>
+            <w:r>
+              <w:t xml:space="preserve"/>
+            </w:r>
+          </w:p>
+          <w:p>
+            <w:pPr>
+              <w:pBdr>
+                <w:bottom w:val="single" w:color="AFBECC" w:sz="6"/>
+              </w:pBdr>
+              <w:spacing w:after="30" w:before="150"/>
+            </w:pPr>
+            <w:r>
+              <w:t xml:space="preserve"/>
+            </w:r>
+          </w:p>
+        </w:tc>
+        <w:tc>
+          <w:tcPr>
+            <w:tcW w:type="dxa" w:w="3000"/>
+            <w:shd w:fill="FBF3E2" w:color="auto" w:val="clear"/>
+            <w:tcMar>
+              <w:top w:type="dxa" w:w="80"/>
+              <w:left w:type="dxa" w:w="100"/>
+              <w:bottom w:type="dxa" w:w="80"/>
+              <w:right w:type="dxa" w:w="100"/>
+            </w:tcMar>
+            <w:vAlign w:val="top"/>
+          </w:tcPr>
+          <w:p>
+            <w:pPr>
+              <w:spacing w:after="40"/>
+            </w:pPr>
+            <w:r>
+              <w:rPr>
+                <w:b/>
+                <w:bCs/>
+                <w:color w:val="12355B"/>
+                <w:sz w:val="19"/>
+                <w:szCs w:val="19"/>
+              </w:rPr>
+              <w:t xml:space="preserve">Because... </w:t>
+            </w:r>
+            <w:r>
+              <w:rPr>
+                <w:color w:val="AFBECC"/>
+                <w:sz w:val="19"/>
+                <w:szCs w:val="19"/>
+              </w:rPr>
+              <w:t xml:space="preserve">________________</w:t>
+            </w:r>
+          </w:p>
+          <w:p>
+            <w:pPr>
+              <w:pBdr>
+                <w:bottom w:val="single" w:color="AFBECC" w:sz="6"/>
+              </w:pBdr>
+              <w:spacing w:after="30" w:before="150"/>
+            </w:pPr>
+            <w:r>
+              <w:t xml:space="preserve"/>
+            </w:r>
+          </w:p>
+          <w:p>
+            <w:pPr>
+              <w:spacing w:after="40" w:before="80"/>
+            </w:pPr>
+            <w:r>
+              <w:rPr>
+                <w:b/>
+                <w:bCs/>
+                <w:color w:val="6B4FA0"/>
+                <w:sz w:val="19"/>
+                <w:szCs w:val="19"/>
+              </w:rPr>
+              <w:t xml:space="preserve">Although... </w:t>
+            </w:r>
+            <w:r>
+              <w:rPr>
+                <w:color w:val="AFBECC"/>
+                <w:sz w:val="19"/>
+                <w:szCs w:val="19"/>
+              </w:rPr>
+              <w:t xml:space="preserve">_______________</w:t>
+            </w:r>
+          </w:p>
+          <w:p>
+            <w:pPr>
+              <w:pBdr>
+                <w:bottom w:val="single" w:color="AFBECC" w:sz="6"/>
+              </w:pBdr>
+              <w:spacing w:after="30" w:before="150"/>
+            </w:pPr>
+            <w:r>
+              <w:t xml:space="preserve"/>
+            </w:r>
+          </w:p>
+          <w:p>
+            <w:pPr>
+              <w:spacing w:after="40" w:before="80"/>
+            </w:pPr>
+            <w:r>
+              <w:rPr>
+                <w:b/>
+                <w:bCs/>
+                <w:color w:val="1FA6A2"/>
+                <w:sz w:val="19"/>
+                <w:szCs w:val="19"/>
+              </w:rPr>
+              <w:t xml:space="preserve">Therefore... </w:t>
+            </w:r>
+            <w:r>
+              <w:rPr>
+                <w:color w:val="AFBECC"/>
+                <w:sz w:val="19"/>
+                <w:szCs w:val="19"/>
+              </w:rPr>
+              <w:t xml:space="preserve">______________</w:t>
+            </w:r>
+          </w:p>
+          <w:p>
+            <w:pPr>
+              <w:pBdr>
+                <w:bottom w:val="single" w:color="AFBECC" w:sz="6"/>
+              </w:pBdr>
+              <w:spacing w:after="30" w:before="150"/>
             </w:pPr>
             <w:r>
               <w:t xml:space="preserve"/>
@@ -4155,6 +4751,14 @@
         </w:tc>
       </w:tr>
     </w:tbl>
+    <w:p>
+      <w:pPr>
+        <w:spacing w:after="80"/>
+      </w:pPr>
+      <w:r>
+        <w:t xml:space="preserve"/>
+      </w:r>
+    </w:p>
     <w:p>
       <w:pPr>
         <w:pStyle w:val="Heading2"/>
@@ -4181,120 +4785,219 @@
         <w:t xml:space="preserve">   grade-level practice</w:t>
       </w:r>
     </w:p>
-    <w:p>
-      <w:pPr>
-        <w:keepNext/>
-        <w:spacing w:after="60" w:before="160"/>
-      </w:pPr>
-      <w:r>
-        <w:rPr>
-          <w:b/>
-          <w:bCs/>
-          <w:color w:val="12355B"/>
-          <w:sz w:val="22"/>
-          <w:szCs w:val="22"/>
-        </w:rPr>
-        <w:t xml:space="preserve">2.  </w:t>
-      </w:r>
-      <w:r>
-        <w:rPr>
-          <w:b/>
-          <w:bCs/>
-          <w:sz w:val="21"/>
-          <w:szCs w:val="21"/>
-        </w:rPr>
-        <w:t xml:space="preserve">A square pyramid has a base area of 49 cm² and a total lateral area of 84 cm². What is the surface area?</w:t>
-      </w:r>
-    </w:p>
-    <w:p>
-      <w:pPr>
-        <w:spacing w:after="40"/>
-        <w:ind w:left="420"/>
-      </w:pPr>
-      <w:r>
-        <w:rPr>
-          <w:sz w:val="20"/>
-          <w:szCs w:val="20"/>
-        </w:rPr>
-        <w:t xml:space="preserve">A)  49 cm²</w:t>
-      </w:r>
-    </w:p>
-    <w:p>
-      <w:pPr>
-        <w:spacing w:after="40"/>
-        <w:ind w:left="420"/>
-      </w:pPr>
-      <w:r>
-        <w:rPr>
-          <w:sz w:val="20"/>
-          <w:szCs w:val="20"/>
-        </w:rPr>
-        <w:t xml:space="preserve">B)  84 cm²</w:t>
-      </w:r>
-    </w:p>
-    <w:p>
-      <w:pPr>
-        <w:spacing w:after="40"/>
-        <w:ind w:left="420"/>
-      </w:pPr>
-      <w:r>
-        <w:rPr>
-          <w:sz w:val="20"/>
-          <w:szCs w:val="20"/>
-        </w:rPr>
-        <w:t xml:space="preserve">C)  133 cm²</w:t>
-      </w:r>
-    </w:p>
-    <w:p>
-      <w:pPr>
-        <w:spacing w:after="40"/>
-        <w:ind w:left="420"/>
-      </w:pPr>
-      <w:r>
-        <w:rPr>
-          <w:sz w:val="20"/>
-          <w:szCs w:val="20"/>
-        </w:rPr>
-        <w:t xml:space="preserve">D)  133 cm³</w:t>
-      </w:r>
-    </w:p>
-    <w:p>
-      <w:pPr>
-        <w:spacing w:after="20"/>
-      </w:pPr>
-      <w:r>
-        <w:t xml:space="preserve"/>
-      </w:r>
-    </w:p>
     <w:tbl>
       <w:tblPr>
-        <w:tblW w:type="pct" w:w="100%"/>
+        <w:tblW w:type="dxa" w:w="9360"/>
         <w:tblBorders>
           <w:top w:val="single" w:color="C7D2DD" w:sz="6"/>
           <w:left w:val="single" w:color="C7D2DD" w:sz="6"/>
           <w:bottom w:val="single" w:color="C7D2DD" w:sz="6"/>
           <w:right w:val="single" w:color="C7D2DD" w:sz="6"/>
-          <w:insideH w:val="single" w:color="auto" w:sz="4"/>
-          <w:insideV w:val="single" w:color="auto" w:sz="4"/>
+          <w:insideH w:val="single" w:color="C7D2DD" w:sz="6"/>
+          <w:insideV w:val="single" w:color="C7D2DD" w:sz="6"/>
         </w:tblBorders>
       </w:tblPr>
       <w:tblGrid>
-        <w:gridCol w:w="100"/>
+        <w:gridCol w:w="2800"/>
+        <w:gridCol w:w="3560"/>
+        <w:gridCol w:w="3000"/>
       </w:tblGrid>
       <w:tr>
-        <w:tc>
-          <w:tcPr>
+        <w:trPr>
+          <w:cantSplit/>
+          <w:tblHeader/>
+        </w:trPr>
+        <w:tc>
+          <w:tcPr>
+            <w:tcW w:type="dxa" w:w="2800"/>
+            <w:shd w:fill="EEF4F8" w:color="auto" w:val="clear"/>
+            <w:tcMar>
+              <w:top w:type="dxa" w:w="60"/>
+              <w:left w:type="dxa" w:w="100"/>
+              <w:bottom w:type="dxa" w:w="60"/>
+              <w:right w:type="dxa" w:w="100"/>
+            </w:tcMar>
+          </w:tcPr>
+          <w:p>
+            <w:pPr>
+              <w:spacing w:after="0"/>
+            </w:pPr>
+            <w:r>
+              <w:rPr>
+                <w:b/>
+                <w:bCs/>
+                <w:color w:val="12355B"/>
+                <w:sz w:val="16"/>
+                <w:szCs w:val="16"/>
+              </w:rPr>
+              <w:t xml:space="preserve">CORE PROBLEM / GIVEN REPRESENTATION</w:t>
+            </w:r>
+          </w:p>
+        </w:tc>
+        <w:tc>
+          <w:tcPr>
+            <w:tcW w:type="dxa" w:w="3560"/>
+            <w:shd w:fill="EEF4F8" w:color="auto" w:val="clear"/>
+            <w:tcMar>
+              <w:top w:type="dxa" w:w="60"/>
+              <w:left w:type="dxa" w:w="100"/>
+              <w:bottom w:type="dxa" w:w="60"/>
+              <w:right w:type="dxa" w:w="100"/>
+            </w:tcMar>
+          </w:tcPr>
+          <w:p>
+            <w:pPr>
+              <w:spacing w:after="0"/>
+            </w:pPr>
+            <w:r>
+              <w:rPr>
+                <w:b/>
+                <w:bCs/>
+                <w:color w:val="12355B"/>
+                <w:sz w:val="16"/>
+                <w:szCs w:val="16"/>
+              </w:rPr>
+              <w:t xml:space="preserve">WORKING SPACE / CALCULATION STEPS</w:t>
+            </w:r>
+          </w:p>
+        </w:tc>
+        <w:tc>
+          <w:tcPr>
+            <w:tcW w:type="dxa" w:w="3000"/>
             <w:shd w:fill="FBF3E2" w:color="auto" w:val="clear"/>
             <w:tcMar>
               <w:top w:type="dxa" w:w="60"/>
-              <w:left w:type="dxa" w:w="120"/>
+              <w:left w:type="dxa" w:w="100"/>
               <w:bottom w:type="dxa" w:w="60"/>
-              <w:right w:type="dxa" w:w="120"/>
-            </w:tcMar>
-          </w:tcPr>
-          <w:p>
-            <w:pPr>
-              <w:spacing w:after="0" w:line="320"/>
+              <w:right w:type="dxa" w:w="100"/>
+            </w:tcMar>
+          </w:tcPr>
+          <w:p>
+            <w:pPr>
+              <w:spacing w:after="0"/>
+            </w:pPr>
+            <w:r>
+              <w:rPr>
+                <w:b/>
+                <w:bCs/>
+                <w:color w:val="B97A12"/>
+                <w:sz w:val="16"/>
+                <w:szCs w:val="16"/>
+              </w:rPr>
+              <w:t xml:space="preserve">EXPLAIN YOUR REASONING</w:t>
+            </w:r>
+          </w:p>
+        </w:tc>
+      </w:tr>
+      <w:tr>
+        <w:trPr>
+          <w:cantSplit/>
+        </w:trPr>
+        <w:tc>
+          <w:tcPr>
+            <w:tcW w:type="dxa" w:w="2800"/>
+            <w:tcMar>
+              <w:top w:type="dxa" w:w="80"/>
+              <w:left w:type="dxa" w:w="100"/>
+              <w:bottom w:type="dxa" w:w="80"/>
+              <w:right w:type="dxa" w:w="100"/>
+            </w:tcMar>
+            <w:vAlign w:val="top"/>
+          </w:tcPr>
+          <w:p>
+            <w:pPr>
+              <w:spacing w:after="60"/>
+            </w:pPr>
+            <w:r>
+              <w:rPr>
+                <w:b/>
+                <w:bCs/>
+                <w:color w:val="12355B"/>
+                <w:sz w:val="21"/>
+                <w:szCs w:val="21"/>
+              </w:rPr>
+              <w:t xml:space="preserve">2.  </w:t>
+            </w:r>
+            <w:r>
+              <w:rPr>
+                <w:b/>
+                <w:bCs/>
+                <w:sz w:val="20"/>
+                <w:szCs w:val="20"/>
+              </w:rPr>
+              <w:t xml:space="preserve">A square pyramid has a base area of 49 cm² and a total lateral area of 84 cm². What is the surface area?</w:t>
+            </w:r>
+          </w:p>
+          <w:p>
+            <w:pPr>
+              <w:spacing w:after="30"/>
+              <w:ind w:left="180"/>
+            </w:pPr>
+            <w:r>
+              <w:rPr>
+                <w:sz w:val="19"/>
+                <w:szCs w:val="19"/>
+              </w:rPr>
+              <w:t xml:space="preserve">A)  49 cm²</w:t>
+            </w:r>
+          </w:p>
+          <w:p>
+            <w:pPr>
+              <w:spacing w:after="30"/>
+              <w:ind w:left="180"/>
+            </w:pPr>
+            <w:r>
+              <w:rPr>
+                <w:sz w:val="19"/>
+                <w:szCs w:val="19"/>
+              </w:rPr>
+              <w:t xml:space="preserve">B)  84 cm²</w:t>
+            </w:r>
+          </w:p>
+          <w:p>
+            <w:pPr>
+              <w:spacing w:after="30"/>
+              <w:ind w:left="180"/>
+            </w:pPr>
+            <w:r>
+              <w:rPr>
+                <w:sz w:val="19"/>
+                <w:szCs w:val="19"/>
+              </w:rPr>
+              <w:t xml:space="preserve">C)  133 cm²</w:t>
+            </w:r>
+          </w:p>
+          <w:p>
+            <w:pPr>
+              <w:spacing w:after="30"/>
+              <w:ind w:left="180"/>
+            </w:pPr>
+            <w:r>
+              <w:rPr>
+                <w:sz w:val="19"/>
+                <w:szCs w:val="19"/>
+              </w:rPr>
+              <w:t xml:space="preserve">D)  133 cm³</w:t>
+            </w:r>
+          </w:p>
+        </w:tc>
+        <w:tc>
+          <w:tcPr>
+            <w:tcW w:type="dxa" w:w="3560"/>
+            <w:tcMar>
+              <w:top w:type="dxa" w:w="80"/>
+              <w:left w:type="dxa" w:w="100"/>
+              <w:bottom w:type="dxa" w:w="80"/>
+              <w:right w:type="dxa" w:w="100"/>
+            </w:tcMar>
+            <w:vAlign w:val="top"/>
+          </w:tcPr>
+          <w:p>
+            <w:pPr>
+              <w:pBdr>
+                <w:bottom w:val="single" w:color="AFBECC" w:sz="6"/>
+              </w:pBdr>
+              <w:spacing w:after="30" w:before="150"/>
             </w:pPr>
             <w:r>
               <w:t xml:space="preserve"/>
@@ -4302,7 +5005,147 @@
           </w:p>
           <w:p>
             <w:pPr>
-              <w:spacing w:after="0" w:line="320"/>
+              <w:pBdr>
+                <w:bottom w:val="single" w:color="AFBECC" w:sz="6"/>
+              </w:pBdr>
+              <w:spacing w:after="30" w:before="150"/>
+            </w:pPr>
+            <w:r>
+              <w:t xml:space="preserve"/>
+            </w:r>
+          </w:p>
+          <w:p>
+            <w:pPr>
+              <w:pBdr>
+                <w:bottom w:val="single" w:color="AFBECC" w:sz="6"/>
+              </w:pBdr>
+              <w:spacing w:after="30" w:before="150"/>
+            </w:pPr>
+            <w:r>
+              <w:t xml:space="preserve"/>
+            </w:r>
+          </w:p>
+          <w:p>
+            <w:pPr>
+              <w:pBdr>
+                <w:bottom w:val="single" w:color="AFBECC" w:sz="6"/>
+              </w:pBdr>
+              <w:spacing w:after="30" w:before="150"/>
+            </w:pPr>
+            <w:r>
+              <w:t xml:space="preserve"/>
+            </w:r>
+          </w:p>
+        </w:tc>
+        <w:tc>
+          <w:tcPr>
+            <w:tcW w:type="dxa" w:w="3000"/>
+            <w:shd w:fill="FBF3E2" w:color="auto" w:val="clear"/>
+            <w:tcMar>
+              <w:top w:type="dxa" w:w="80"/>
+              <w:left w:type="dxa" w:w="100"/>
+              <w:bottom w:type="dxa" w:w="80"/>
+              <w:right w:type="dxa" w:w="100"/>
+            </w:tcMar>
+            <w:vAlign w:val="top"/>
+          </w:tcPr>
+          <w:p>
+            <w:pPr>
+              <w:spacing w:after="40"/>
+            </w:pPr>
+            <w:r>
+              <w:rPr>
+                <w:b/>
+                <w:bCs/>
+                <w:color w:val="12355B"/>
+                <w:sz w:val="19"/>
+                <w:szCs w:val="19"/>
+              </w:rPr>
+              <w:t xml:space="preserve">Because... </w:t>
+            </w:r>
+            <w:r>
+              <w:rPr>
+                <w:color w:val="AFBECC"/>
+                <w:sz w:val="19"/>
+                <w:szCs w:val="19"/>
+              </w:rPr>
+              <w:t xml:space="preserve">________________</w:t>
+            </w:r>
+          </w:p>
+          <w:p>
+            <w:pPr>
+              <w:pBdr>
+                <w:bottom w:val="single" w:color="AFBECC" w:sz="6"/>
+              </w:pBdr>
+              <w:spacing w:after="30" w:before="150"/>
+            </w:pPr>
+            <w:r>
+              <w:t xml:space="preserve"/>
+            </w:r>
+          </w:p>
+          <w:p>
+            <w:pPr>
+              <w:spacing w:after="40" w:before="80"/>
+            </w:pPr>
+            <w:r>
+              <w:rPr>
+                <w:b/>
+                <w:bCs/>
+                <w:color w:val="6B4FA0"/>
+                <w:sz w:val="19"/>
+                <w:szCs w:val="19"/>
+              </w:rPr>
+              <w:t xml:space="preserve">Although... </w:t>
+            </w:r>
+            <w:r>
+              <w:rPr>
+                <w:color w:val="AFBECC"/>
+                <w:sz w:val="19"/>
+                <w:szCs w:val="19"/>
+              </w:rPr>
+              <w:t xml:space="preserve">_______________</w:t>
+            </w:r>
+          </w:p>
+          <w:p>
+            <w:pPr>
+              <w:pBdr>
+                <w:bottom w:val="single" w:color="AFBECC" w:sz="6"/>
+              </w:pBdr>
+              <w:spacing w:after="30" w:before="150"/>
+            </w:pPr>
+            <w:r>
+              <w:t xml:space="preserve"/>
+            </w:r>
+          </w:p>
+          <w:p>
+            <w:pPr>
+              <w:spacing w:after="40" w:before="80"/>
+            </w:pPr>
+            <w:r>
+              <w:rPr>
+                <w:b/>
+                <w:bCs/>
+                <w:color w:val="1FA6A2"/>
+                <w:sz w:val="19"/>
+                <w:szCs w:val="19"/>
+              </w:rPr>
+              <w:t xml:space="preserve">Therefore... </w:t>
+            </w:r>
+            <w:r>
+              <w:rPr>
+                <w:color w:val="AFBECC"/>
+                <w:sz w:val="19"/>
+                <w:szCs w:val="19"/>
+              </w:rPr>
+              <w:t xml:space="preserve">______________</w:t>
+            </w:r>
+          </w:p>
+          <w:p>
+            <w:pPr>
+              <w:pBdr>
+                <w:bottom w:val="single" w:color="AFBECC" w:sz="6"/>
+              </w:pBdr>
+              <w:spacing w:after="30" w:before="150"/>
             </w:pPr>
             <w:r>
               <w:t xml:space="preserve"/>
@@ -4311,6 +5154,14 @@
         </w:tc>
       </w:tr>
     </w:tbl>
+    <w:p>
+      <w:pPr>
+        <w:spacing w:after="80"/>
+      </w:pPr>
+      <w:r>
+        <w:t xml:space="preserve"/>
+      </w:r>
+    </w:p>
     <w:p>
       <w:pPr>
         <w:pStyle w:val="Heading1"/>
@@ -4429,6 +5280,149 @@
         <w:t xml:space="preserve"/>
       </w:r>
     </w:p>
+    <w:p>
+      <w:pPr>
+        <w:spacing w:after="60"/>
+      </w:pPr>
+      <w:r>
+        <w:t xml:space="preserve"/>
+      </w:r>
+    </w:p>
+    <w:tbl>
+      <w:tblPr>
+        <w:tblW w:type="dxa" w:w="9360"/>
+        <w:tblBorders>
+          <w:top w:val="single" w:color="C7D2DD" w:sz="6"/>
+          <w:left w:val="single" w:color="C7D2DD" w:sz="6"/>
+          <w:bottom w:val="single" w:color="C7D2DD" w:sz="6"/>
+          <w:right w:val="single" w:color="C7D2DD" w:sz="6"/>
+          <w:insideH w:val="single" w:color="C7D2DD" w:sz="6"/>
+          <w:insideV w:val="single" w:color="C7D2DD" w:sz="6"/>
+        </w:tblBorders>
+      </w:tblPr>
+      <w:tblGrid>
+        <w:gridCol w:w="3120"/>
+        <w:gridCol w:w="3120"/>
+        <w:gridCol w:w="3120"/>
+      </w:tblGrid>
+      <w:tr>
+        <w:trPr>
+          <w:cantSplit/>
+          <w:tblHeader/>
+        </w:trPr>
+        <w:tc>
+          <w:tcPr>
+            <w:tcW w:type="dxa" w:w="9360"/>
+            <w:gridSpan w:val="3"/>
+            <w:shd w:fill="EEF4F8" w:color="auto" w:val="clear"/>
+            <w:tcMar>
+              <w:top w:type="dxa" w:w="60"/>
+              <w:left w:type="dxa" w:w="100"/>
+              <w:bottom w:type="dxa" w:w="60"/>
+              <w:right w:type="dxa" w:w="100"/>
+            </w:tcMar>
+          </w:tcPr>
+          <w:p>
+            <w:pPr>
+              <w:spacing w:after="0"/>
+            </w:pPr>
+            <w:r>
+              <w:rPr>
+                <w:b/>
+                <w:bCs/>
+                <w:color w:val="12355B"/>
+                <w:sz w:val="18"/>
+                <w:szCs w:val="18"/>
+              </w:rPr>
+              <w:t xml:space="preserve">EXIT CHECK · 3-POINT SELF-ASSESSMENT CHECKLIST</w:t>
+            </w:r>
+          </w:p>
+        </w:tc>
+      </w:tr>
+      <w:tr>
+        <w:trPr>
+          <w:cantSplit/>
+        </w:trPr>
+        <w:tc>
+          <w:tcPr>
+            <w:tcW w:type="dxa" w:w="3120"/>
+            <w:tcMar>
+              <w:top w:type="dxa" w:w="80"/>
+              <w:left w:type="dxa" w:w="100"/>
+              <w:bottom w:type="dxa" w:w="80"/>
+              <w:right w:type="dxa" w:w="100"/>
+            </w:tcMar>
+          </w:tcPr>
+          <w:p>
+            <w:pPr>
+              <w:spacing w:after="0"/>
+            </w:pPr>
+            <w:r>
+              <w:rPr>
+                <w:b/>
+                <w:bCs/>
+                <w:color w:val="1A2733"/>
+                <w:sz w:val="18"/>
+                <w:szCs w:val="18"/>
+              </w:rPr>
+              <w:t xml:space="preserve">☐ 1. Units &amp; Labels Verified</w:t>
+            </w:r>
+          </w:p>
+        </w:tc>
+        <w:tc>
+          <w:tcPr>
+            <w:tcW w:type="dxa" w:w="3120"/>
+            <w:tcMar>
+              <w:top w:type="dxa" w:w="80"/>
+              <w:left w:type="dxa" w:w="100"/>
+              <w:bottom w:type="dxa" w:w="80"/>
+              <w:right w:type="dxa" w:w="100"/>
+            </w:tcMar>
+          </w:tcPr>
+          <w:p>
+            <w:pPr>
+              <w:spacing w:after="0"/>
+            </w:pPr>
+            <w:r>
+              <w:rPr>
+                <w:b/>
+                <w:bCs/>
+                <w:color w:val="1A2733"/>
+                <w:sz w:val="18"/>
+                <w:szCs w:val="18"/>
+              </w:rPr>
+              <w:t xml:space="preserve">☐ 2. Reasoning Stated (Because / Although / Therefore)</w:t>
+            </w:r>
+          </w:p>
+        </w:tc>
+        <w:tc>
+          <w:tcPr>
+            <w:tcW w:type="dxa" w:w="3120"/>
+            <w:tcMar>
+              <w:top w:type="dxa" w:w="80"/>
+              <w:left w:type="dxa" w:w="100"/>
+              <w:bottom w:type="dxa" w:w="80"/>
+              <w:right w:type="dxa" w:w="100"/>
+            </w:tcMar>
+          </w:tcPr>
+          <w:p>
+            <w:pPr>
+              <w:spacing w:after="0"/>
+            </w:pPr>
+            <w:r>
+              <w:rPr>
+                <w:b/>
+                <w:bCs/>
+                <w:color w:val="1A2733"/>
+                <w:sz w:val="18"/>
+                <w:szCs w:val="18"/>
+              </w:rPr>
+              <w:t xml:space="preserve">☐ 3. Calculations Double-Checked</w:t>
+            </w:r>
+          </w:p>
+        </w:tc>
+      </w:tr>
+    </w:tbl>
     <w:sectPr>
       <w:headerReference w:type="default" r:id="rId7"/>
       <w:footerReference w:type="default" r:id="rId8"/>
